--- a/gunluk-planlar-5sinif/hafta2-5sinif-bty.docx
+++ b/gunluk-planlar-5sinif/hafta2-5sinif-bty.docx
@@ -4,42 +4,34 @@
   <w:body>
     <w:p>
       <w:pPr>
+        <w:widowControl/>
         <w:spacing w:after="20"/>
         <w:jc w:val="center"/>
       </w:pPr>
       <w:r>
         <w:rPr>
-          <w:rFonts w:ascii="Arial" w:hAnsi="Arial" w:eastAsia="Arial"/>
+          <w:rFonts w:ascii="Arial" w:hAnsi="Arial" w:eastAsia="Arial" w:cs="Arial"/>
           <w:b/>
-          <w:sz w:val="20"/>
+          <w:color w:val="25282B"/>
+          <w:sz w:val="22"/>
         </w:rPr>
-        <w:t>2026-2027 EĞİTİM – ÖĞRETİM YILI ………………………………… ORTAOKULU</w:t>
+        <w:t>5. SINIF BİLİŞİM TEKNOLOJİLERİ VE YAZILIM DERSİ</w:t>
       </w:r>
     </w:p>
     <w:p>
       <w:pPr>
-        <w:spacing w:after="60"/>
+        <w:widowControl/>
+        <w:spacing w:after="100"/>
         <w:jc w:val="center"/>
       </w:pPr>
       <w:r>
         <w:rPr>
-          <w:rFonts w:ascii="Arial" w:hAnsi="Arial" w:eastAsia="Arial"/>
+          <w:rFonts w:ascii="Arial" w:hAnsi="Arial" w:eastAsia="Arial" w:cs="Arial"/>
           <w:b/>
-          <w:sz w:val="22"/>
+          <w:color w:val="25282B"/>
+          <w:sz w:val="26"/>
         </w:rPr>
-        <w:t>5. SINIF BİLİŞİM TEKNOLOJİLERİ VE YAZILIM DERSİ GÜNLÜK DERS PLANI</w:t>
-      </w:r>
-    </w:p>
-    <w:p>
-      <w:pPr>
-        <w:pStyle w:val="SectionHead"/>
-        <w:jc w:val="left"/>
-      </w:pPr>
-      <w:r>
-        <w:rPr>
-          <w:color w:val="1F4E78"/>
-        </w:rPr>
-        <w:t>I. BÖLÜM: DERS BİLGİSİ</w:t>
+        <w:t>GÜNLÜK DERS PLANI</w:t>
       </w:r>
     </w:p>
     <w:tbl>
@@ -48,20 +40,12 @@
         <w:jc w:val="center"/>
         <w:tblLayout w:type="fixed"/>
         <w:tblLook w:firstColumn="1" w:firstRow="1" w:lastColumn="0" w:lastRow="0" w:noHBand="0" w:noVBand="1" w:val="04A0"/>
-        <w:tblBorders>
-          <w:top w:val="single" w:sz="5" w:color="7F8C8D"/>
-          <w:left w:val="single" w:sz="5" w:color="7F8C8D"/>
-          <w:bottom w:val="single" w:sz="5" w:color="7F8C8D"/>
-          <w:right w:val="single" w:sz="5" w:color="7F8C8D"/>
-          <w:insideH w:val="single" w:sz="5" w:color="7F8C8D"/>
-          <w:insideV w:val="single" w:sz="5" w:color="7F8C8D"/>
-        </w:tblBorders>
       </w:tblPr>
       <w:tblGrid>
-        <w:gridCol w:w="2636"/>
-        <w:gridCol w:w="2636"/>
-        <w:gridCol w:w="2636"/>
-        <w:gridCol w:w="2636"/>
+        <w:gridCol w:w="1757"/>
+        <w:gridCol w:w="3345"/>
+        <w:gridCol w:w="1927"/>
+        <w:gridCol w:w="3203"/>
       </w:tblGrid>
       <w:tr>
         <w:trPr>
@@ -69,25 +53,369 @@
         </w:trPr>
         <w:tc>
           <w:tcPr>
-            <w:tcW w:type="dxa" w:w="1814"/>
-            <w:vAlign w:val="center"/>
+            <w:tcW w:type="dxa" w:w="1757"/>
+            <w:shd w:fill="F1F2F3"/>
             <w:tcMar>
-              <w:top w:w="55" w:type="dxa"/>
-              <w:start w:w="70" w:type="dxa"/>
-              <w:bottom w:w="55" w:type="dxa"/>
-              <w:end w:w="70" w:type="dxa"/>
+              <w:top w:w="65" w:type="dxa"/>
+              <w:start w:w="85" w:type="dxa"/>
+              <w:bottom w:w="65" w:type="dxa"/>
+              <w:end w:w="85" w:type="dxa"/>
             </w:tcMar>
-            <w:shd w:fill="D9EAF7"/>
+            <w:tcBorders>
+              <w:top w:val="single" w:sz="4" w:color="B7BCC2"/>
+              <w:left w:val="single" w:sz="4" w:color="B7BCC2"/>
+              <w:bottom w:val="single" w:sz="4" w:color="B7BCC2"/>
+              <w:right w:val="single" w:sz="4" w:color="B7BCC2"/>
+            </w:tcBorders>
           </w:tcPr>
           <w:p>
             <w:pPr>
-              <w:spacing w:after="0" w:before="0" w:line="240" w:lineRule="auto"/>
+              <w:spacing w:before="0" w:after="0" w:line="245" w:lineRule="auto"/>
             </w:pPr>
             <w:r/>
             <w:r>
               <w:rPr>
-                <w:rFonts w:ascii="Arial" w:hAnsi="Arial" w:eastAsia="Arial"/>
+                <w:rFonts w:ascii="Arial" w:hAnsi="Arial" w:eastAsia="Arial" w:cs="Arial"/>
                 <w:b/>
+                <w:color w:val="25282B"/>
+                <w:sz w:val="16"/>
+              </w:rPr>
+              <w:t>Okul / Kurum</w:t>
+            </w:r>
+          </w:p>
+        </w:tc>
+        <w:tc>
+          <w:tcPr>
+            <w:tcW w:type="dxa" w:w="3345"/>
+            <w:shd w:fill="FFFFFF"/>
+            <w:tcMar>
+              <w:top w:w="65" w:type="dxa"/>
+              <w:start w:w="85" w:type="dxa"/>
+              <w:bottom w:w="65" w:type="dxa"/>
+              <w:end w:w="85" w:type="dxa"/>
+            </w:tcMar>
+            <w:tcBorders>
+              <w:top w:val="single" w:sz="4" w:color="B7BCC2"/>
+              <w:left w:val="single" w:sz="4" w:color="B7BCC2"/>
+              <w:bottom w:val="single" w:sz="4" w:color="B7BCC2"/>
+              <w:right w:val="single" w:sz="4" w:color="B7BCC2"/>
+            </w:tcBorders>
+          </w:tcPr>
+          <w:p>
+            <w:pPr>
+              <w:spacing w:before="0" w:after="0" w:line="245" w:lineRule="auto"/>
+            </w:pPr>
+            <w:r/>
+            <w:r>
+              <w:rPr>
+                <w:rFonts w:ascii="Arial" w:hAnsi="Arial" w:eastAsia="Arial" w:cs="Arial"/>
+                <w:b w:val="0"/>
+                <w:color w:val="25282B"/>
+                <w:sz w:val="16"/>
+              </w:rPr>
+              <w:t>.......................................................</w:t>
+            </w:r>
+          </w:p>
+        </w:tc>
+        <w:tc>
+          <w:tcPr>
+            <w:tcW w:type="dxa" w:w="1927"/>
+            <w:shd w:fill="F1F2F3"/>
+            <w:tcMar>
+              <w:top w:w="65" w:type="dxa"/>
+              <w:start w:w="85" w:type="dxa"/>
+              <w:bottom w:w="65" w:type="dxa"/>
+              <w:end w:w="85" w:type="dxa"/>
+            </w:tcMar>
+            <w:tcBorders>
+              <w:top w:val="single" w:sz="4" w:color="B7BCC2"/>
+              <w:left w:val="single" w:sz="4" w:color="B7BCC2"/>
+              <w:bottom w:val="single" w:sz="4" w:color="B7BCC2"/>
+              <w:right w:val="single" w:sz="4" w:color="B7BCC2"/>
+            </w:tcBorders>
+          </w:tcPr>
+          <w:p>
+            <w:pPr>
+              <w:spacing w:before="0" w:after="0" w:line="245" w:lineRule="auto"/>
+            </w:pPr>
+            <w:r/>
+            <w:r>
+              <w:rPr>
+                <w:rFonts w:ascii="Arial" w:hAnsi="Arial" w:eastAsia="Arial" w:cs="Arial"/>
+                <w:b/>
+                <w:color w:val="25282B"/>
+                <w:sz w:val="16"/>
+              </w:rPr>
+              <w:t>Öğretmenin Adı Soyadı</w:t>
+            </w:r>
+          </w:p>
+        </w:tc>
+        <w:tc>
+          <w:tcPr>
+            <w:tcW w:type="dxa" w:w="3203"/>
+            <w:shd w:fill="FFFFFF"/>
+            <w:tcMar>
+              <w:top w:w="65" w:type="dxa"/>
+              <w:start w:w="85" w:type="dxa"/>
+              <w:bottom w:w="65" w:type="dxa"/>
+              <w:end w:w="85" w:type="dxa"/>
+            </w:tcMar>
+            <w:tcBorders>
+              <w:top w:val="single" w:sz="4" w:color="B7BCC2"/>
+              <w:left w:val="single" w:sz="4" w:color="B7BCC2"/>
+              <w:bottom w:val="single" w:sz="4" w:color="B7BCC2"/>
+              <w:right w:val="single" w:sz="4" w:color="B7BCC2"/>
+            </w:tcBorders>
+          </w:tcPr>
+          <w:p>
+            <w:pPr>
+              <w:spacing w:before="0" w:after="0" w:line="245" w:lineRule="auto"/>
+            </w:pPr>
+            <w:r/>
+            <w:r>
+              <w:rPr>
+                <w:rFonts w:ascii="Arial" w:hAnsi="Arial" w:eastAsia="Arial" w:cs="Arial"/>
+                <w:b w:val="0"/>
+                <w:color w:val="25282B"/>
+                <w:sz w:val="16"/>
+              </w:rPr>
+              <w:t>.......................................................</w:t>
+            </w:r>
+          </w:p>
+        </w:tc>
+      </w:tr>
+      <w:tr>
+        <w:trPr>
+          <w:cantSplit/>
+        </w:trPr>
+        <w:tc>
+          <w:tcPr>
+            <w:tcW w:type="dxa" w:w="1757"/>
+            <w:shd w:fill="F1F2F3"/>
+            <w:tcMar>
+              <w:top w:w="65" w:type="dxa"/>
+              <w:start w:w="85" w:type="dxa"/>
+              <w:bottom w:w="65" w:type="dxa"/>
+              <w:end w:w="85" w:type="dxa"/>
+            </w:tcMar>
+            <w:tcBorders>
+              <w:top w:val="single" w:sz="4" w:color="B7BCC2"/>
+              <w:left w:val="single" w:sz="4" w:color="B7BCC2"/>
+              <w:bottom w:val="single" w:sz="4" w:color="B7BCC2"/>
+              <w:right w:val="single" w:sz="4" w:color="B7BCC2"/>
+            </w:tcBorders>
+          </w:tcPr>
+          <w:p>
+            <w:pPr>
+              <w:spacing w:before="0" w:after="0" w:line="245" w:lineRule="auto"/>
+            </w:pPr>
+            <w:r/>
+            <w:r>
+              <w:rPr>
+                <w:rFonts w:ascii="Arial" w:hAnsi="Arial" w:eastAsia="Arial" w:cs="Arial"/>
+                <w:b/>
+                <w:color w:val="25282B"/>
+                <w:sz w:val="16"/>
+              </w:rPr>
+              <w:t>Sınıf / Şube</w:t>
+            </w:r>
+          </w:p>
+        </w:tc>
+        <w:tc>
+          <w:tcPr>
+            <w:tcW w:type="dxa" w:w="3345"/>
+            <w:shd w:fill="FFFFFF"/>
+            <w:tcMar>
+              <w:top w:w="65" w:type="dxa"/>
+              <w:start w:w="85" w:type="dxa"/>
+              <w:bottom w:w="65" w:type="dxa"/>
+              <w:end w:w="85" w:type="dxa"/>
+            </w:tcMar>
+            <w:tcBorders>
+              <w:top w:val="single" w:sz="4" w:color="B7BCC2"/>
+              <w:left w:val="single" w:sz="4" w:color="B7BCC2"/>
+              <w:bottom w:val="single" w:sz="4" w:color="B7BCC2"/>
+              <w:right w:val="single" w:sz="4" w:color="B7BCC2"/>
+            </w:tcBorders>
+          </w:tcPr>
+          <w:p>
+            <w:pPr>
+              <w:spacing w:before="0" w:after="0" w:line="245" w:lineRule="auto"/>
+            </w:pPr>
+            <w:r/>
+            <w:r>
+              <w:rPr>
+                <w:rFonts w:ascii="Arial" w:hAnsi="Arial" w:eastAsia="Arial" w:cs="Arial"/>
+                <w:b w:val="0"/>
+                <w:color w:val="25282B"/>
+                <w:sz w:val="16"/>
+              </w:rPr>
+              <w:t>5 / ................</w:t>
+            </w:r>
+          </w:p>
+        </w:tc>
+        <w:tc>
+          <w:tcPr>
+            <w:tcW w:type="dxa" w:w="1927"/>
+            <w:shd w:fill="F1F2F3"/>
+            <w:tcMar>
+              <w:top w:w="65" w:type="dxa"/>
+              <w:start w:w="85" w:type="dxa"/>
+              <w:bottom w:w="65" w:type="dxa"/>
+              <w:end w:w="85" w:type="dxa"/>
+            </w:tcMar>
+            <w:tcBorders>
+              <w:top w:val="single" w:sz="4" w:color="B7BCC2"/>
+              <w:left w:val="single" w:sz="4" w:color="B7BCC2"/>
+              <w:bottom w:val="single" w:sz="4" w:color="B7BCC2"/>
+              <w:right w:val="single" w:sz="4" w:color="B7BCC2"/>
+            </w:tcBorders>
+          </w:tcPr>
+          <w:p>
+            <w:pPr>
+              <w:spacing w:before="0" w:after="0" w:line="245" w:lineRule="auto"/>
+            </w:pPr>
+            <w:r/>
+            <w:r>
+              <w:rPr>
+                <w:rFonts w:ascii="Arial" w:hAnsi="Arial" w:eastAsia="Arial" w:cs="Arial"/>
+                <w:b/>
+                <w:color w:val="25282B"/>
+                <w:sz w:val="16"/>
+              </w:rPr>
+              <w:t>Plan No / Hafta</w:t>
+            </w:r>
+          </w:p>
+        </w:tc>
+        <w:tc>
+          <w:tcPr>
+            <w:tcW w:type="dxa" w:w="3203"/>
+            <w:shd w:fill="FFFFFF"/>
+            <w:tcMar>
+              <w:top w:w="65" w:type="dxa"/>
+              <w:start w:w="85" w:type="dxa"/>
+              <w:bottom w:w="65" w:type="dxa"/>
+              <w:end w:w="85" w:type="dxa"/>
+            </w:tcMar>
+            <w:tcBorders>
+              <w:top w:val="single" w:sz="4" w:color="B7BCC2"/>
+              <w:left w:val="single" w:sz="4" w:color="B7BCC2"/>
+              <w:bottom w:val="single" w:sz="4" w:color="B7BCC2"/>
+              <w:right w:val="single" w:sz="4" w:color="B7BCC2"/>
+            </w:tcBorders>
+          </w:tcPr>
+          <w:p>
+            <w:pPr>
+              <w:spacing w:before="0" w:after="0" w:line="245" w:lineRule="auto"/>
+            </w:pPr>
+            <w:r/>
+            <w:r>
+              <w:rPr>
+                <w:rFonts w:ascii="Arial" w:hAnsi="Arial" w:eastAsia="Arial" w:cs="Arial"/>
+                <w:b w:val="0"/>
+                <w:color w:val="25282B"/>
+                <w:sz w:val="16"/>
+              </w:rPr>
+              <w:t>2 / 2. Hafta</w:t>
+            </w:r>
+          </w:p>
+        </w:tc>
+      </w:tr>
+    </w:tbl>
+    <w:p>
+      <w:pPr>
+        <w:widowControl/>
+        <w:spacing w:after="0"/>
+      </w:pPr>
+    </w:p>
+    <w:tbl>
+      <w:tblPr>
+        <w:tblW w:type="auto" w:w="0"/>
+        <w:jc w:val="center"/>
+        <w:tblLayout w:type="fixed"/>
+        <w:tblLook w:firstColumn="1" w:firstRow="1" w:lastColumn="0" w:lastRow="0" w:noHBand="0" w:noVBand="1" w:val="04A0"/>
+      </w:tblPr>
+      <w:tblGrid>
+        <w:gridCol w:w="10234"/>
+      </w:tblGrid>
+      <w:tr>
+        <w:tc>
+          <w:tcPr>
+            <w:tcW w:type="dxa" w:w="10234"/>
+            <w:shd w:fill="D9D9D9"/>
+            <w:tcMar>
+              <w:top w:w="65" w:type="dxa"/>
+              <w:start w:w="100" w:type="dxa"/>
+              <w:bottom w:w="65" w:type="dxa"/>
+              <w:end w:w="100" w:type="dxa"/>
+            </w:tcMar>
+            <w:tcBorders>
+              <w:top w:val="single" w:sz="5" w:color="8F949A"/>
+              <w:left w:val="single" w:sz="5" w:color="8F949A"/>
+              <w:bottom w:val="single" w:sz="5" w:color="8F949A"/>
+              <w:right w:val="single" w:sz="5" w:color="8F949A"/>
+            </w:tcBorders>
+          </w:tcPr>
+          <w:p>
+            <w:pPr>
+              <w:spacing w:after="0"/>
+            </w:pPr>
+            <w:r>
+              <w:rPr>
+                <w:rFonts w:ascii="Arial" w:hAnsi="Arial" w:eastAsia="Arial" w:cs="Arial"/>
+                <w:b/>
+                <w:color w:val="25282B"/>
+                <w:sz w:val="18"/>
+              </w:rPr>
+              <w:t>I. BÖLÜM: DERS BİLGİSİ</w:t>
+            </w:r>
+          </w:p>
+        </w:tc>
+      </w:tr>
+    </w:tbl>
+    <w:tbl>
+      <w:tblPr>
+        <w:tblW w:type="auto" w:w="0"/>
+        <w:jc w:val="center"/>
+        <w:tblLayout w:type="fixed"/>
+        <w:tblLook w:firstColumn="1" w:firstRow="1" w:lastColumn="0" w:lastRow="0" w:noHBand="0" w:noVBand="1" w:val="04A0"/>
+      </w:tblPr>
+      <w:tblGrid>
+        <w:gridCol w:w="2523"/>
+        <w:gridCol w:w="7711"/>
+      </w:tblGrid>
+      <w:tr>
+        <w:trPr>
+          <w:cantSplit/>
+        </w:trPr>
+        <w:tc>
+          <w:tcPr>
+            <w:tcW w:type="dxa" w:w="2523"/>
+            <w:vAlign w:val="top"/>
+            <w:shd w:fill="F1F2F3"/>
+            <w:tcMar>
+              <w:top w:w="72" w:type="dxa"/>
+              <w:start w:w="95" w:type="dxa"/>
+              <w:bottom w:w="72" w:type="dxa"/>
+              <w:end w:w="95" w:type="dxa"/>
+            </w:tcMar>
+            <w:tcBorders>
+              <w:top w:val="single" w:sz="4" w:color="B7BCC2"/>
+              <w:left w:val="single" w:sz="4" w:color="B7BCC2"/>
+              <w:bottom w:val="single" w:sz="4" w:color="B7BCC2"/>
+              <w:right w:val="single" w:sz="4" w:color="B7BCC2"/>
+            </w:tcBorders>
+          </w:tcPr>
+          <w:p>
+            <w:pPr>
+              <w:spacing w:before="0" w:after="0" w:line="245" w:lineRule="auto"/>
+            </w:pPr>
+            <w:r/>
+            <w:r>
+              <w:rPr>
+                <w:rFonts w:ascii="Arial" w:hAnsi="Arial" w:eastAsia="Arial" w:cs="Arial"/>
+                <w:b/>
+                <w:color w:val="25282B"/>
                 <w:sz w:val="17"/>
               </w:rPr>
               <w:t>Dersin Adı</w:t>
@@ -96,51 +424,71 @@
         </w:tc>
         <w:tc>
           <w:tcPr>
-            <w:tcW w:type="dxa" w:w="3969"/>
-            <w:vAlign w:val="center"/>
+            <w:tcW w:type="dxa" w:w="7711"/>
+            <w:vAlign w:val="top"/>
+            <w:shd w:fill="FFFFFF"/>
             <w:tcMar>
-              <w:top w:w="55" w:type="dxa"/>
-              <w:start w:w="70" w:type="dxa"/>
-              <w:bottom w:w="55" w:type="dxa"/>
-              <w:end w:w="70" w:type="dxa"/>
+              <w:top w:w="72" w:type="dxa"/>
+              <w:start w:w="95" w:type="dxa"/>
+              <w:bottom w:w="72" w:type="dxa"/>
+              <w:end w:w="95" w:type="dxa"/>
             </w:tcMar>
+            <w:tcBorders>
+              <w:top w:val="single" w:sz="4" w:color="B7BCC2"/>
+              <w:left w:val="single" w:sz="4" w:color="B7BCC2"/>
+              <w:bottom w:val="single" w:sz="4" w:color="B7BCC2"/>
+              <w:right w:val="single" w:sz="4" w:color="B7BCC2"/>
+            </w:tcBorders>
           </w:tcPr>
           <w:p>
             <w:pPr>
-              <w:spacing w:after="0" w:before="0" w:line="240" w:lineRule="auto"/>
+              <w:spacing w:before="0" w:after="0" w:line="245" w:lineRule="auto"/>
             </w:pPr>
             <w:r/>
             <w:r>
               <w:rPr>
-                <w:rFonts w:ascii="Arial" w:hAnsi="Arial" w:eastAsia="Arial"/>
+                <w:rFonts w:ascii="Arial" w:hAnsi="Arial" w:eastAsia="Arial" w:cs="Arial"/>
                 <w:b w:val="0"/>
+                <w:color w:val="25282B"/>
                 <w:sz w:val="17"/>
               </w:rPr>
               <w:t>Bilişim Teknolojileri ve Yazılım</w:t>
             </w:r>
           </w:p>
         </w:tc>
+      </w:tr>
+      <w:tr>
+        <w:trPr>
+          <w:cantSplit/>
+        </w:trPr>
         <w:tc>
           <w:tcPr>
-            <w:tcW w:type="dxa" w:w="1361"/>
-            <w:vAlign w:val="center"/>
+            <w:tcW w:type="dxa" w:w="2523"/>
+            <w:vAlign w:val="top"/>
+            <w:shd w:fill="F1F2F3"/>
             <w:tcMar>
-              <w:top w:w="55" w:type="dxa"/>
-              <w:start w:w="70" w:type="dxa"/>
-              <w:bottom w:w="55" w:type="dxa"/>
-              <w:end w:w="70" w:type="dxa"/>
+              <w:top w:w="72" w:type="dxa"/>
+              <w:start w:w="95" w:type="dxa"/>
+              <w:bottom w:w="72" w:type="dxa"/>
+              <w:end w:w="95" w:type="dxa"/>
             </w:tcMar>
-            <w:shd w:fill="D9EAF7"/>
+            <w:tcBorders>
+              <w:top w:val="single" w:sz="4" w:color="B7BCC2"/>
+              <w:left w:val="single" w:sz="4" w:color="B7BCC2"/>
+              <w:bottom w:val="single" w:sz="4" w:color="B7BCC2"/>
+              <w:right w:val="single" w:sz="4" w:color="B7BCC2"/>
+            </w:tcBorders>
           </w:tcPr>
           <w:p>
             <w:pPr>
-              <w:spacing w:after="0" w:before="0" w:line="240" w:lineRule="auto"/>
+              <w:spacing w:before="0" w:after="0" w:line="245" w:lineRule="auto"/>
             </w:pPr>
             <w:r/>
             <w:r>
               <w:rPr>
-                <w:rFonts w:ascii="Arial" w:hAnsi="Arial" w:eastAsia="Arial"/>
+                <w:rFonts w:ascii="Arial" w:hAnsi="Arial" w:eastAsia="Arial" w:cs="Arial"/>
                 <w:b/>
+                <w:color w:val="25282B"/>
                 <w:sz w:val="17"/>
               </w:rPr>
               <w:t>Tarih / Hafta</w:t>
@@ -149,23 +497,32 @@
         </w:tc>
         <w:tc>
           <w:tcPr>
-            <w:tcW w:type="dxa" w:w="3855"/>
-            <w:vAlign w:val="center"/>
+            <w:tcW w:type="dxa" w:w="7711"/>
+            <w:vAlign w:val="top"/>
+            <w:shd w:fill="FFFFFF"/>
             <w:tcMar>
-              <w:top w:w="55" w:type="dxa"/>
-              <w:start w:w="70" w:type="dxa"/>
-              <w:bottom w:w="55" w:type="dxa"/>
-              <w:end w:w="70" w:type="dxa"/>
+              <w:top w:w="72" w:type="dxa"/>
+              <w:start w:w="95" w:type="dxa"/>
+              <w:bottom w:w="72" w:type="dxa"/>
+              <w:end w:w="95" w:type="dxa"/>
             </w:tcMar>
+            <w:tcBorders>
+              <w:top w:val="single" w:sz="4" w:color="B7BCC2"/>
+              <w:left w:val="single" w:sz="4" w:color="B7BCC2"/>
+              <w:bottom w:val="single" w:sz="4" w:color="B7BCC2"/>
+              <w:right w:val="single" w:sz="4" w:color="B7BCC2"/>
+            </w:tcBorders>
           </w:tcPr>
           <w:p>
             <w:pPr>
-              <w:spacing w:after="0" w:before="0" w:line="240" w:lineRule="auto"/>
+              <w:spacing w:before="0" w:after="0" w:line="245" w:lineRule="auto"/>
             </w:pPr>
+            <w:r/>
             <w:r>
               <w:rPr>
-                <w:rFonts w:ascii="Arial" w:hAnsi="Arial" w:eastAsia="Arial"/>
+                <w:rFonts w:ascii="Arial" w:hAnsi="Arial" w:eastAsia="Arial" w:cs="Arial"/>
                 <w:b w:val="0"/>
+                <w:color w:val="25282B"/>
                 <w:sz w:val="17"/>
               </w:rPr>
               <w:t>21 Eylül - 25 Eylül 2026 / 2. Hafta</w:t>
@@ -179,25 +536,32 @@
         </w:trPr>
         <w:tc>
           <w:tcPr>
-            <w:tcW w:type="dxa" w:w="1814"/>
-            <w:vAlign w:val="center"/>
+            <w:tcW w:type="dxa" w:w="2523"/>
+            <w:vAlign w:val="top"/>
+            <w:shd w:fill="F1F2F3"/>
             <w:tcMar>
-              <w:top w:w="55" w:type="dxa"/>
-              <w:start w:w="70" w:type="dxa"/>
-              <w:bottom w:w="55" w:type="dxa"/>
-              <w:end w:w="70" w:type="dxa"/>
+              <w:top w:w="72" w:type="dxa"/>
+              <w:start w:w="95" w:type="dxa"/>
+              <w:bottom w:w="72" w:type="dxa"/>
+              <w:end w:w="95" w:type="dxa"/>
             </w:tcMar>
-            <w:shd w:fill="D9EAF7"/>
+            <w:tcBorders>
+              <w:top w:val="single" w:sz="4" w:color="B7BCC2"/>
+              <w:left w:val="single" w:sz="4" w:color="B7BCC2"/>
+              <w:bottom w:val="single" w:sz="4" w:color="B7BCC2"/>
+              <w:right w:val="single" w:sz="4" w:color="B7BCC2"/>
+            </w:tcBorders>
           </w:tcPr>
           <w:p>
             <w:pPr>
-              <w:spacing w:after="0" w:before="0" w:line="240" w:lineRule="auto"/>
+              <w:spacing w:before="0" w:after="0" w:line="245" w:lineRule="auto"/>
             </w:pPr>
             <w:r/>
             <w:r>
               <w:rPr>
-                <w:rFonts w:ascii="Arial" w:hAnsi="Arial" w:eastAsia="Arial"/>
+                <w:rFonts w:ascii="Arial" w:hAnsi="Arial" w:eastAsia="Arial" w:cs="Arial"/>
                 <w:b/>
+                <w:color w:val="25282B"/>
                 <w:sz w:val="17"/>
               </w:rPr>
               <w:t>Sınıf</w:t>
@@ -206,51 +570,71 @@
         </w:tc>
         <w:tc>
           <w:tcPr>
-            <w:tcW w:type="dxa" w:w="3969"/>
-            <w:vAlign w:val="center"/>
+            <w:tcW w:type="dxa" w:w="7711"/>
+            <w:vAlign w:val="top"/>
+            <w:shd w:fill="FFFFFF"/>
             <w:tcMar>
-              <w:top w:w="55" w:type="dxa"/>
-              <w:start w:w="70" w:type="dxa"/>
-              <w:bottom w:w="55" w:type="dxa"/>
-              <w:end w:w="70" w:type="dxa"/>
+              <w:top w:w="72" w:type="dxa"/>
+              <w:start w:w="95" w:type="dxa"/>
+              <w:bottom w:w="72" w:type="dxa"/>
+              <w:end w:w="95" w:type="dxa"/>
             </w:tcMar>
+            <w:tcBorders>
+              <w:top w:val="single" w:sz="4" w:color="B7BCC2"/>
+              <w:left w:val="single" w:sz="4" w:color="B7BCC2"/>
+              <w:bottom w:val="single" w:sz="4" w:color="B7BCC2"/>
+              <w:right w:val="single" w:sz="4" w:color="B7BCC2"/>
+            </w:tcBorders>
           </w:tcPr>
           <w:p>
             <w:pPr>
-              <w:spacing w:after="0" w:before="0" w:line="240" w:lineRule="auto"/>
+              <w:spacing w:before="0" w:after="0" w:line="245" w:lineRule="auto"/>
             </w:pPr>
             <w:r/>
             <w:r>
               <w:rPr>
-                <w:rFonts w:ascii="Arial" w:hAnsi="Arial" w:eastAsia="Arial"/>
+                <w:rFonts w:ascii="Arial" w:hAnsi="Arial" w:eastAsia="Arial" w:cs="Arial"/>
                 <w:b w:val="0"/>
+                <w:color w:val="25282B"/>
                 <w:sz w:val="17"/>
               </w:rPr>
               <w:t>5. Sınıf</w:t>
             </w:r>
           </w:p>
         </w:tc>
+      </w:tr>
+      <w:tr>
+        <w:trPr>
+          <w:cantSplit/>
+        </w:trPr>
         <w:tc>
           <w:tcPr>
-            <w:tcW w:type="dxa" w:w="1361"/>
-            <w:vAlign w:val="center"/>
+            <w:tcW w:type="dxa" w:w="2523"/>
+            <w:vAlign w:val="top"/>
+            <w:shd w:fill="F1F2F3"/>
             <w:tcMar>
-              <w:top w:w="55" w:type="dxa"/>
-              <w:start w:w="70" w:type="dxa"/>
-              <w:bottom w:w="55" w:type="dxa"/>
-              <w:end w:w="70" w:type="dxa"/>
+              <w:top w:w="72" w:type="dxa"/>
+              <w:start w:w="95" w:type="dxa"/>
+              <w:bottom w:w="72" w:type="dxa"/>
+              <w:end w:w="95" w:type="dxa"/>
             </w:tcMar>
-            <w:shd w:fill="D9EAF7"/>
+            <w:tcBorders>
+              <w:top w:val="single" w:sz="4" w:color="B7BCC2"/>
+              <w:left w:val="single" w:sz="4" w:color="B7BCC2"/>
+              <w:bottom w:val="single" w:sz="4" w:color="B7BCC2"/>
+              <w:right w:val="single" w:sz="4" w:color="B7BCC2"/>
+            </w:tcBorders>
           </w:tcPr>
           <w:p>
             <w:pPr>
-              <w:spacing w:after="0" w:before="0" w:line="240" w:lineRule="auto"/>
+              <w:spacing w:before="0" w:after="0" w:line="245" w:lineRule="auto"/>
             </w:pPr>
             <w:r/>
             <w:r>
               <w:rPr>
-                <w:rFonts w:ascii="Arial" w:hAnsi="Arial" w:eastAsia="Arial"/>
+                <w:rFonts w:ascii="Arial" w:hAnsi="Arial" w:eastAsia="Arial" w:cs="Arial"/>
                 <w:b/>
+                <w:color w:val="25282B"/>
                 <w:sz w:val="17"/>
               </w:rPr>
               <w:t>Süre</w:t>
@@ -259,24 +643,32 @@
         </w:tc>
         <w:tc>
           <w:tcPr>
-            <w:tcW w:type="dxa" w:w="3855"/>
-            <w:vAlign w:val="center"/>
+            <w:tcW w:type="dxa" w:w="7711"/>
+            <w:vAlign w:val="top"/>
+            <w:shd w:fill="FFFFFF"/>
             <w:tcMar>
-              <w:top w:w="55" w:type="dxa"/>
-              <w:start w:w="70" w:type="dxa"/>
-              <w:bottom w:w="55" w:type="dxa"/>
-              <w:end w:w="70" w:type="dxa"/>
+              <w:top w:w="72" w:type="dxa"/>
+              <w:start w:w="95" w:type="dxa"/>
+              <w:bottom w:w="72" w:type="dxa"/>
+              <w:end w:w="95" w:type="dxa"/>
             </w:tcMar>
+            <w:tcBorders>
+              <w:top w:val="single" w:sz="4" w:color="B7BCC2"/>
+              <w:left w:val="single" w:sz="4" w:color="B7BCC2"/>
+              <w:bottom w:val="single" w:sz="4" w:color="B7BCC2"/>
+              <w:right w:val="single" w:sz="4" w:color="B7BCC2"/>
+            </w:tcBorders>
           </w:tcPr>
           <w:p>
             <w:pPr>
-              <w:spacing w:after="0" w:before="0" w:line="240" w:lineRule="auto"/>
+              <w:spacing w:before="0" w:after="0" w:line="245" w:lineRule="auto"/>
             </w:pPr>
             <w:r/>
             <w:r>
               <w:rPr>
-                <w:rFonts w:ascii="Arial" w:hAnsi="Arial" w:eastAsia="Arial"/>
+                <w:rFonts w:ascii="Arial" w:hAnsi="Arial" w:eastAsia="Arial" w:cs="Arial"/>
                 <w:b w:val="0"/>
+                <w:color w:val="25282B"/>
                 <w:sz w:val="17"/>
               </w:rPr>
               <w:t>2 ders saati (80 dakika)</w:t>
@@ -290,25 +682,32 @@
         </w:trPr>
         <w:tc>
           <w:tcPr>
-            <w:tcW w:type="dxa" w:w="1814"/>
-            <w:vAlign w:val="center"/>
+            <w:tcW w:type="dxa" w:w="2523"/>
+            <w:vAlign w:val="top"/>
+            <w:shd w:fill="F1F2F3"/>
             <w:tcMar>
-              <w:top w:w="55" w:type="dxa"/>
-              <w:start w:w="70" w:type="dxa"/>
-              <w:bottom w:w="55" w:type="dxa"/>
-              <w:end w:w="70" w:type="dxa"/>
+              <w:top w:w="72" w:type="dxa"/>
+              <w:start w:w="95" w:type="dxa"/>
+              <w:bottom w:w="72" w:type="dxa"/>
+              <w:end w:w="95" w:type="dxa"/>
             </w:tcMar>
-            <w:shd w:fill="D9EAF7"/>
+            <w:tcBorders>
+              <w:top w:val="single" w:sz="4" w:color="B7BCC2"/>
+              <w:left w:val="single" w:sz="4" w:color="B7BCC2"/>
+              <w:bottom w:val="single" w:sz="4" w:color="B7BCC2"/>
+              <w:right w:val="single" w:sz="4" w:color="B7BCC2"/>
+            </w:tcBorders>
           </w:tcPr>
           <w:p>
             <w:pPr>
-              <w:spacing w:after="0" w:before="0" w:line="240" w:lineRule="auto"/>
+              <w:spacing w:before="0" w:after="0" w:line="245" w:lineRule="auto"/>
             </w:pPr>
             <w:r/>
             <w:r>
               <w:rPr>
-                <w:rFonts w:ascii="Arial" w:hAnsi="Arial" w:eastAsia="Arial"/>
+                <w:rFonts w:ascii="Arial" w:hAnsi="Arial" w:eastAsia="Arial" w:cs="Arial"/>
                 <w:b/>
+                <w:color w:val="25282B"/>
                 <w:sz w:val="17"/>
               </w:rPr>
               <w:t>Tema / Ünite</w:t>
@@ -317,25 +716,32 @@
         </w:tc>
         <w:tc>
           <w:tcPr>
-            <w:tcW w:type="dxa" w:w="9185"/>
-            <w:vAlign w:val="center"/>
-            <w:gridSpan w:val="3"/>
+            <w:tcW w:type="dxa" w:w="7711"/>
+            <w:vAlign w:val="top"/>
+            <w:shd w:fill="FFFFFF"/>
             <w:tcMar>
-              <w:top w:w="55" w:type="dxa"/>
-              <w:start w:w="70" w:type="dxa"/>
-              <w:bottom w:w="55" w:type="dxa"/>
-              <w:end w:w="70" w:type="dxa"/>
+              <w:top w:w="72" w:type="dxa"/>
+              <w:start w:w="95" w:type="dxa"/>
+              <w:bottom w:w="72" w:type="dxa"/>
+              <w:end w:w="95" w:type="dxa"/>
             </w:tcMar>
+            <w:tcBorders>
+              <w:top w:val="single" w:sz="4" w:color="B7BCC2"/>
+              <w:left w:val="single" w:sz="4" w:color="B7BCC2"/>
+              <w:bottom w:val="single" w:sz="4" w:color="B7BCC2"/>
+              <w:right w:val="single" w:sz="4" w:color="B7BCC2"/>
+            </w:tcBorders>
           </w:tcPr>
           <w:p>
             <w:pPr>
-              <w:spacing w:after="0" w:before="0" w:line="240" w:lineRule="auto"/>
+              <w:spacing w:before="0" w:after="0" w:line="245" w:lineRule="auto"/>
             </w:pPr>
             <w:r/>
             <w:r>
               <w:rPr>
-                <w:rFonts w:ascii="Arial" w:hAnsi="Arial" w:eastAsia="Arial"/>
+                <w:rFonts w:ascii="Arial" w:hAnsi="Arial" w:eastAsia="Arial" w:cs="Arial"/>
                 <w:b w:val="0"/>
+                <w:color w:val="25282B"/>
                 <w:sz w:val="17"/>
               </w:rPr>
               <w:t>Bilişim Teknolojilerinin Hayatımızdaki Yeri</w:t>
@@ -349,25 +755,32 @@
         </w:trPr>
         <w:tc>
           <w:tcPr>
-            <w:tcW w:type="dxa" w:w="1814"/>
-            <w:vAlign w:val="center"/>
+            <w:tcW w:type="dxa" w:w="2523"/>
+            <w:vAlign w:val="top"/>
+            <w:shd w:fill="F1F2F3"/>
             <w:tcMar>
-              <w:top w:w="55" w:type="dxa"/>
-              <w:start w:w="70" w:type="dxa"/>
-              <w:bottom w:w="55" w:type="dxa"/>
-              <w:end w:w="70" w:type="dxa"/>
+              <w:top w:w="72" w:type="dxa"/>
+              <w:start w:w="95" w:type="dxa"/>
+              <w:bottom w:w="72" w:type="dxa"/>
+              <w:end w:w="95" w:type="dxa"/>
             </w:tcMar>
-            <w:shd w:fill="D9EAF7"/>
+            <w:tcBorders>
+              <w:top w:val="single" w:sz="4" w:color="B7BCC2"/>
+              <w:left w:val="single" w:sz="4" w:color="B7BCC2"/>
+              <w:bottom w:val="single" w:sz="4" w:color="B7BCC2"/>
+              <w:right w:val="single" w:sz="4" w:color="B7BCC2"/>
+            </w:tcBorders>
           </w:tcPr>
           <w:p>
             <w:pPr>
-              <w:spacing w:after="0" w:before="0" w:line="240" w:lineRule="auto"/>
+              <w:spacing w:before="0" w:after="0" w:line="245" w:lineRule="auto"/>
             </w:pPr>
             <w:r/>
             <w:r>
               <w:rPr>
-                <w:rFonts w:ascii="Arial" w:hAnsi="Arial" w:eastAsia="Arial"/>
+                <w:rFonts w:ascii="Arial" w:hAnsi="Arial" w:eastAsia="Arial" w:cs="Arial"/>
                 <w:b/>
+                <w:color w:val="25282B"/>
                 <w:sz w:val="17"/>
               </w:rPr>
               <w:t>İçerik Çerçevesi (Konu)</w:t>
@@ -376,24 +789,32 @@
         </w:tc>
         <w:tc>
           <w:tcPr>
-            <w:tcW w:type="dxa" w:w="9185"/>
-            <w:vAlign w:val="center"/>
-            <w:gridSpan w:val="3"/>
+            <w:tcW w:type="dxa" w:w="7711"/>
+            <w:vAlign w:val="top"/>
+            <w:shd w:fill="FFFFFF"/>
             <w:tcMar>
-              <w:top w:w="55" w:type="dxa"/>
-              <w:start w:w="70" w:type="dxa"/>
-              <w:bottom w:w="55" w:type="dxa"/>
-              <w:end w:w="70" w:type="dxa"/>
+              <w:top w:w="72" w:type="dxa"/>
+              <w:start w:w="95" w:type="dxa"/>
+              <w:bottom w:w="72" w:type="dxa"/>
+              <w:end w:w="95" w:type="dxa"/>
             </w:tcMar>
+            <w:tcBorders>
+              <w:top w:val="single" w:sz="4" w:color="B7BCC2"/>
+              <w:left w:val="single" w:sz="4" w:color="B7BCC2"/>
+              <w:bottom w:val="single" w:sz="4" w:color="B7BCC2"/>
+              <w:right w:val="single" w:sz="4" w:color="B7BCC2"/>
+            </w:tcBorders>
           </w:tcPr>
           <w:p>
             <w:pPr>
-              <w:spacing w:after="0" w:before="0" w:line="240" w:lineRule="auto"/>
+              <w:spacing w:before="0" w:after="0" w:line="245" w:lineRule="auto"/>
             </w:pPr>
+            <w:r/>
             <w:r>
               <w:rPr>
-                <w:rFonts w:ascii="Arial" w:hAnsi="Arial" w:eastAsia="Arial"/>
+                <w:rFonts w:ascii="Arial" w:hAnsi="Arial" w:eastAsia="Arial" w:cs="Arial"/>
                 <w:b w:val="0"/>
+                <w:color w:val="25282B"/>
                 <w:sz w:val="17"/>
               </w:rPr>
               <w:t>Bilişim Teknolojilerinin Etkileri ve Dijital Sağlık</w:t>
@@ -407,25 +828,32 @@
         </w:trPr>
         <w:tc>
           <w:tcPr>
-            <w:tcW w:type="dxa" w:w="1814"/>
-            <w:vAlign w:val="center"/>
+            <w:tcW w:type="dxa" w:w="2523"/>
+            <w:vAlign w:val="top"/>
+            <w:shd w:fill="F1F2F3"/>
             <w:tcMar>
-              <w:top w:w="55" w:type="dxa"/>
-              <w:start w:w="70" w:type="dxa"/>
-              <w:bottom w:w="55" w:type="dxa"/>
-              <w:end w:w="70" w:type="dxa"/>
+              <w:top w:w="72" w:type="dxa"/>
+              <w:start w:w="95" w:type="dxa"/>
+              <w:bottom w:w="72" w:type="dxa"/>
+              <w:end w:w="95" w:type="dxa"/>
             </w:tcMar>
-            <w:shd w:fill="D9EAF7"/>
+            <w:tcBorders>
+              <w:top w:val="single" w:sz="4" w:color="B7BCC2"/>
+              <w:left w:val="single" w:sz="4" w:color="B7BCC2"/>
+              <w:bottom w:val="single" w:sz="4" w:color="B7BCC2"/>
+              <w:right w:val="single" w:sz="4" w:color="B7BCC2"/>
+            </w:tcBorders>
           </w:tcPr>
           <w:p>
             <w:pPr>
-              <w:spacing w:after="0" w:before="0" w:line="240" w:lineRule="auto"/>
+              <w:spacing w:before="0" w:after="0" w:line="245" w:lineRule="auto"/>
             </w:pPr>
             <w:r/>
             <w:r>
               <w:rPr>
-                <w:rFonts w:ascii="Arial" w:hAnsi="Arial" w:eastAsia="Arial"/>
+                <w:rFonts w:ascii="Arial" w:hAnsi="Arial" w:eastAsia="Arial" w:cs="Arial"/>
                 <w:b/>
+                <w:color w:val="25282B"/>
                 <w:sz w:val="17"/>
               </w:rPr>
               <w:t>Alan Becerileri</w:t>
@@ -434,25 +862,32 @@
         </w:tc>
         <w:tc>
           <w:tcPr>
-            <w:tcW w:type="dxa" w:w="9185"/>
-            <w:vAlign w:val="center"/>
-            <w:gridSpan w:val="3"/>
+            <w:tcW w:type="dxa" w:w="7711"/>
+            <w:vAlign w:val="top"/>
+            <w:shd w:fill="FFFFFF"/>
             <w:tcMar>
-              <w:top w:w="55" w:type="dxa"/>
-              <w:start w:w="70" w:type="dxa"/>
-              <w:bottom w:w="55" w:type="dxa"/>
-              <w:end w:w="70" w:type="dxa"/>
+              <w:top w:w="72" w:type="dxa"/>
+              <w:start w:w="95" w:type="dxa"/>
+              <w:bottom w:w="72" w:type="dxa"/>
+              <w:end w:w="95" w:type="dxa"/>
             </w:tcMar>
+            <w:tcBorders>
+              <w:top w:val="single" w:sz="4" w:color="B7BCC2"/>
+              <w:left w:val="single" w:sz="4" w:color="B7BCC2"/>
+              <w:bottom w:val="single" w:sz="4" w:color="B7BCC2"/>
+              <w:right w:val="single" w:sz="4" w:color="B7BCC2"/>
+            </w:tcBorders>
           </w:tcPr>
           <w:p>
             <w:pPr>
-              <w:spacing w:after="0" w:before="0" w:line="240" w:lineRule="auto"/>
+              <w:spacing w:before="0" w:after="0" w:line="245" w:lineRule="auto"/>
             </w:pPr>
             <w:r/>
             <w:r>
               <w:rPr>
-                <w:rFonts w:ascii="Arial" w:hAnsi="Arial" w:eastAsia="Arial"/>
+                <w:rFonts w:ascii="Arial" w:hAnsi="Arial" w:eastAsia="Arial" w:cs="Arial"/>
                 <w:b w:val="0"/>
+                <w:color w:val="25282B"/>
                 <w:sz w:val="17"/>
               </w:rPr>
               <w:t>BTYAB1. Bilişim Teknolojileri Kullanma</w:t>
@@ -466,25 +901,32 @@
         </w:trPr>
         <w:tc>
           <w:tcPr>
-            <w:tcW w:type="dxa" w:w="1814"/>
-            <w:vAlign w:val="center"/>
+            <w:tcW w:type="dxa" w:w="2523"/>
+            <w:vAlign w:val="top"/>
+            <w:shd w:fill="F1F2F3"/>
             <w:tcMar>
-              <w:top w:w="55" w:type="dxa"/>
-              <w:start w:w="70" w:type="dxa"/>
-              <w:bottom w:w="55" w:type="dxa"/>
-              <w:end w:w="70" w:type="dxa"/>
+              <w:top w:w="72" w:type="dxa"/>
+              <w:start w:w="95" w:type="dxa"/>
+              <w:bottom w:w="72" w:type="dxa"/>
+              <w:end w:w="95" w:type="dxa"/>
             </w:tcMar>
-            <w:shd w:fill="D9EAF7"/>
+            <w:tcBorders>
+              <w:top w:val="single" w:sz="4" w:color="B7BCC2"/>
+              <w:left w:val="single" w:sz="4" w:color="B7BCC2"/>
+              <w:bottom w:val="single" w:sz="4" w:color="B7BCC2"/>
+              <w:right w:val="single" w:sz="4" w:color="B7BCC2"/>
+            </w:tcBorders>
           </w:tcPr>
           <w:p>
             <w:pPr>
-              <w:spacing w:after="0" w:before="0" w:line="240" w:lineRule="auto"/>
+              <w:spacing w:before="0" w:after="0" w:line="245" w:lineRule="auto"/>
             </w:pPr>
             <w:r/>
             <w:r>
               <w:rPr>
-                <w:rFonts w:ascii="Arial" w:hAnsi="Arial" w:eastAsia="Arial"/>
+                <w:rFonts w:ascii="Arial" w:hAnsi="Arial" w:eastAsia="Arial" w:cs="Arial"/>
                 <w:b/>
+                <w:color w:val="25282B"/>
                 <w:sz w:val="17"/>
               </w:rPr>
               <w:t>Kavramsal Beceriler</w:t>
@@ -493,24 +935,32 @@
         </w:tc>
         <w:tc>
           <w:tcPr>
-            <w:tcW w:type="dxa" w:w="9185"/>
-            <w:vAlign w:val="center"/>
-            <w:gridSpan w:val="3"/>
+            <w:tcW w:type="dxa" w:w="7711"/>
+            <w:vAlign w:val="top"/>
+            <w:shd w:fill="FFFFFF"/>
             <w:tcMar>
-              <w:top w:w="55" w:type="dxa"/>
-              <w:start w:w="70" w:type="dxa"/>
-              <w:bottom w:w="55" w:type="dxa"/>
-              <w:end w:w="70" w:type="dxa"/>
+              <w:top w:w="72" w:type="dxa"/>
+              <w:start w:w="95" w:type="dxa"/>
+              <w:bottom w:w="72" w:type="dxa"/>
+              <w:end w:w="95" w:type="dxa"/>
             </w:tcMar>
+            <w:tcBorders>
+              <w:top w:val="single" w:sz="4" w:color="B7BCC2"/>
+              <w:left w:val="single" w:sz="4" w:color="B7BCC2"/>
+              <w:bottom w:val="single" w:sz="4" w:color="B7BCC2"/>
+              <w:right w:val="single" w:sz="4" w:color="B7BCC2"/>
+            </w:tcBorders>
           </w:tcPr>
           <w:p>
             <w:pPr>
-              <w:spacing w:after="0" w:before="0" w:line="240" w:lineRule="auto"/>
+              <w:spacing w:before="0" w:after="0" w:line="245" w:lineRule="auto"/>
             </w:pPr>
+            <w:r/>
             <w:r>
               <w:rPr>
-                <w:rFonts w:ascii="Arial" w:hAnsi="Arial" w:eastAsia="Arial"/>
+                <w:rFonts w:ascii="Arial" w:hAnsi="Arial" w:eastAsia="Arial" w:cs="Arial"/>
                 <w:b w:val="0"/>
+                <w:color w:val="25282B"/>
                 <w:sz w:val="17"/>
               </w:rPr>
               <w:t>Tema düzeyi: KB2.3. Özetleme, KB2.4. Çözümleme, KB2.8. Sorgulama. Bu hafta özetleme ve çözümleme öne çıkar; sorgulama neden-sonuç kurmada kullanılır.</w:t>
@@ -524,25 +974,32 @@
         </w:trPr>
         <w:tc>
           <w:tcPr>
-            <w:tcW w:type="dxa" w:w="1814"/>
-            <w:vAlign w:val="center"/>
+            <w:tcW w:type="dxa" w:w="2523"/>
+            <w:vAlign w:val="top"/>
+            <w:shd w:fill="F1F2F3"/>
             <w:tcMar>
-              <w:top w:w="55" w:type="dxa"/>
-              <w:start w:w="70" w:type="dxa"/>
-              <w:bottom w:w="55" w:type="dxa"/>
-              <w:end w:w="70" w:type="dxa"/>
+              <w:top w:w="72" w:type="dxa"/>
+              <w:start w:w="95" w:type="dxa"/>
+              <w:bottom w:w="72" w:type="dxa"/>
+              <w:end w:w="95" w:type="dxa"/>
             </w:tcMar>
-            <w:shd w:fill="D9EAF7"/>
+            <w:tcBorders>
+              <w:top w:val="single" w:sz="4" w:color="B7BCC2"/>
+              <w:left w:val="single" w:sz="4" w:color="B7BCC2"/>
+              <w:bottom w:val="single" w:sz="4" w:color="B7BCC2"/>
+              <w:right w:val="single" w:sz="4" w:color="B7BCC2"/>
+            </w:tcBorders>
           </w:tcPr>
           <w:p>
             <w:pPr>
-              <w:spacing w:after="0" w:before="0" w:line="240" w:lineRule="auto"/>
+              <w:spacing w:before="0" w:after="0" w:line="245" w:lineRule="auto"/>
             </w:pPr>
             <w:r/>
             <w:r>
               <w:rPr>
-                <w:rFonts w:ascii="Arial" w:hAnsi="Arial" w:eastAsia="Arial"/>
+                <w:rFonts w:ascii="Arial" w:hAnsi="Arial" w:eastAsia="Arial" w:cs="Arial"/>
                 <w:b/>
+                <w:color w:val="25282B"/>
                 <w:sz w:val="17"/>
               </w:rPr>
               <w:t>Eğilimler</w:t>
@@ -551,24 +1008,32 @@
         </w:tc>
         <w:tc>
           <w:tcPr>
-            <w:tcW w:type="dxa" w:w="9185"/>
-            <w:vAlign w:val="center"/>
-            <w:gridSpan w:val="3"/>
+            <w:tcW w:type="dxa" w:w="7711"/>
+            <w:vAlign w:val="top"/>
+            <w:shd w:fill="FFFFFF"/>
             <w:tcMar>
-              <w:top w:w="55" w:type="dxa"/>
-              <w:start w:w="70" w:type="dxa"/>
-              <w:bottom w:w="55" w:type="dxa"/>
-              <w:end w:w="70" w:type="dxa"/>
+              <w:top w:w="72" w:type="dxa"/>
+              <w:start w:w="95" w:type="dxa"/>
+              <w:bottom w:w="72" w:type="dxa"/>
+              <w:end w:w="95" w:type="dxa"/>
             </w:tcMar>
+            <w:tcBorders>
+              <w:top w:val="single" w:sz="4" w:color="B7BCC2"/>
+              <w:left w:val="single" w:sz="4" w:color="B7BCC2"/>
+              <w:bottom w:val="single" w:sz="4" w:color="B7BCC2"/>
+              <w:right w:val="single" w:sz="4" w:color="B7BCC2"/>
+            </w:tcBorders>
           </w:tcPr>
           <w:p>
             <w:pPr>
-              <w:spacing w:after="0" w:before="0" w:line="240" w:lineRule="auto"/>
+              <w:spacing w:before="0" w:after="0" w:line="245" w:lineRule="auto"/>
             </w:pPr>
+            <w:r/>
             <w:r>
               <w:rPr>
-                <w:rFonts w:ascii="Arial" w:hAnsi="Arial" w:eastAsia="Arial"/>
+                <w:rFonts w:ascii="Arial" w:hAnsi="Arial" w:eastAsia="Arial" w:cs="Arial"/>
                 <w:b w:val="0"/>
+                <w:color w:val="25282B"/>
                 <w:sz w:val="17"/>
               </w:rPr>
               <w:t>E2.1. Empati, E3.5. Açık Fikirlilik</w:t>
@@ -582,25 +1047,32 @@
         </w:trPr>
         <w:tc>
           <w:tcPr>
-            <w:tcW w:type="dxa" w:w="1814"/>
-            <w:vAlign w:val="center"/>
+            <w:tcW w:type="dxa" w:w="2523"/>
+            <w:vAlign w:val="top"/>
+            <w:shd w:fill="F1F2F3"/>
             <w:tcMar>
-              <w:top w:w="55" w:type="dxa"/>
-              <w:start w:w="70" w:type="dxa"/>
-              <w:bottom w:w="55" w:type="dxa"/>
-              <w:end w:w="70" w:type="dxa"/>
+              <w:top w:w="72" w:type="dxa"/>
+              <w:start w:w="95" w:type="dxa"/>
+              <w:bottom w:w="72" w:type="dxa"/>
+              <w:end w:w="95" w:type="dxa"/>
             </w:tcMar>
-            <w:shd w:fill="D9EAF7"/>
+            <w:tcBorders>
+              <w:top w:val="single" w:sz="4" w:color="B7BCC2"/>
+              <w:left w:val="single" w:sz="4" w:color="B7BCC2"/>
+              <w:bottom w:val="single" w:sz="4" w:color="B7BCC2"/>
+              <w:right w:val="single" w:sz="4" w:color="B7BCC2"/>
+            </w:tcBorders>
           </w:tcPr>
           <w:p>
             <w:pPr>
-              <w:spacing w:after="0" w:before="0" w:line="240" w:lineRule="auto"/>
+              <w:spacing w:before="0" w:after="0" w:line="245" w:lineRule="auto"/>
             </w:pPr>
             <w:r/>
             <w:r>
               <w:rPr>
-                <w:rFonts w:ascii="Arial" w:hAnsi="Arial" w:eastAsia="Arial"/>
+                <w:rFonts w:ascii="Arial" w:hAnsi="Arial" w:eastAsia="Arial" w:cs="Arial"/>
                 <w:b/>
+                <w:color w:val="25282B"/>
                 <w:sz w:val="17"/>
               </w:rPr>
               <w:t>Anahtar Kavramlar</w:t>
@@ -609,24 +1081,32 @@
         </w:tc>
         <w:tc>
           <w:tcPr>
-            <w:tcW w:type="dxa" w:w="9185"/>
-            <w:vAlign w:val="center"/>
-            <w:gridSpan w:val="3"/>
+            <w:tcW w:type="dxa" w:w="7711"/>
+            <w:vAlign w:val="top"/>
+            <w:shd w:fill="FFFFFF"/>
             <w:tcMar>
-              <w:top w:w="55" w:type="dxa"/>
-              <w:start w:w="70" w:type="dxa"/>
-              <w:bottom w:w="55" w:type="dxa"/>
-              <w:end w:w="70" w:type="dxa"/>
+              <w:top w:w="72" w:type="dxa"/>
+              <w:start w:w="95" w:type="dxa"/>
+              <w:bottom w:w="72" w:type="dxa"/>
+              <w:end w:w="95" w:type="dxa"/>
             </w:tcMar>
+            <w:tcBorders>
+              <w:top w:val="single" w:sz="4" w:color="B7BCC2"/>
+              <w:left w:val="single" w:sz="4" w:color="B7BCC2"/>
+              <w:bottom w:val="single" w:sz="4" w:color="B7BCC2"/>
+              <w:right w:val="single" w:sz="4" w:color="B7BCC2"/>
+            </w:tcBorders>
           </w:tcPr>
           <w:p>
             <w:pPr>
-              <w:spacing w:after="0" w:before="0" w:line="240" w:lineRule="auto"/>
+              <w:spacing w:before="0" w:after="0" w:line="245" w:lineRule="auto"/>
             </w:pPr>
+            <w:r/>
             <w:r>
               <w:rPr>
-                <w:rFonts w:ascii="Arial" w:hAnsi="Arial" w:eastAsia="Arial"/>
+                <w:rFonts w:ascii="Arial" w:hAnsi="Arial" w:eastAsia="Arial" w:cs="Arial"/>
                 <w:b w:val="0"/>
+                <w:color w:val="25282B"/>
                 <w:sz w:val="17"/>
               </w:rPr>
               <w:t>dijital bağımlılık, teknoloji bağımlılığı, ekran süresi, ergonomi, sosyal medya</w:t>
@@ -640,25 +1120,32 @@
         </w:trPr>
         <w:tc>
           <w:tcPr>
-            <w:tcW w:type="dxa" w:w="1814"/>
-            <w:vAlign w:val="center"/>
+            <w:tcW w:type="dxa" w:w="2523"/>
+            <w:vAlign w:val="top"/>
+            <w:shd w:fill="F1F2F3"/>
             <w:tcMar>
-              <w:top w:w="55" w:type="dxa"/>
-              <w:start w:w="70" w:type="dxa"/>
-              <w:bottom w:w="55" w:type="dxa"/>
-              <w:end w:w="70" w:type="dxa"/>
+              <w:top w:w="72" w:type="dxa"/>
+              <w:start w:w="95" w:type="dxa"/>
+              <w:bottom w:w="72" w:type="dxa"/>
+              <w:end w:w="95" w:type="dxa"/>
             </w:tcMar>
-            <w:shd w:fill="D9EAF7"/>
+            <w:tcBorders>
+              <w:top w:val="single" w:sz="4" w:color="B7BCC2"/>
+              <w:left w:val="single" w:sz="4" w:color="B7BCC2"/>
+              <w:bottom w:val="single" w:sz="4" w:color="B7BCC2"/>
+              <w:right w:val="single" w:sz="4" w:color="B7BCC2"/>
+            </w:tcBorders>
           </w:tcPr>
           <w:p>
             <w:pPr>
-              <w:spacing w:after="0" w:before="0" w:line="240" w:lineRule="auto"/>
+              <w:spacing w:before="0" w:after="0" w:line="245" w:lineRule="auto"/>
             </w:pPr>
             <w:r/>
             <w:r>
               <w:rPr>
-                <w:rFonts w:ascii="Arial" w:hAnsi="Arial" w:eastAsia="Arial"/>
+                <w:rFonts w:ascii="Arial" w:hAnsi="Arial" w:eastAsia="Arial" w:cs="Arial"/>
                 <w:b/>
+                <w:color w:val="25282B"/>
                 <w:sz w:val="17"/>
               </w:rPr>
               <w:t>Öğrenme Çıktısı ve</w:t>
@@ -669,24 +1156,32 @@
         </w:tc>
         <w:tc>
           <w:tcPr>
-            <w:tcW w:type="dxa" w:w="9185"/>
-            <w:vAlign w:val="center"/>
-            <w:gridSpan w:val="3"/>
+            <w:tcW w:type="dxa" w:w="7711"/>
+            <w:vAlign w:val="top"/>
+            <w:shd w:fill="FFFFFF"/>
             <w:tcMar>
-              <w:top w:w="55" w:type="dxa"/>
-              <w:start w:w="70" w:type="dxa"/>
-              <w:bottom w:w="55" w:type="dxa"/>
-              <w:end w:w="70" w:type="dxa"/>
+              <w:top w:w="72" w:type="dxa"/>
+              <w:start w:w="95" w:type="dxa"/>
+              <w:bottom w:w="72" w:type="dxa"/>
+              <w:end w:w="95" w:type="dxa"/>
             </w:tcMar>
+            <w:tcBorders>
+              <w:top w:val="single" w:sz="4" w:color="B7BCC2"/>
+              <w:left w:val="single" w:sz="4" w:color="B7BCC2"/>
+              <w:bottom w:val="single" w:sz="4" w:color="B7BCC2"/>
+              <w:right w:val="single" w:sz="4" w:color="B7BCC2"/>
+            </w:tcBorders>
           </w:tcPr>
           <w:p>
             <w:pPr>
-              <w:spacing w:before="0" w:after="0" w:line="240" w:lineRule="auto"/>
+              <w:spacing w:before="0" w:after="22" w:line="245" w:lineRule="auto"/>
             </w:pPr>
+            <w:r/>
             <w:r>
               <w:rPr>
-                <w:rFonts w:ascii="Arial" w:hAnsi="Arial" w:eastAsia="Arial"/>
-                <w:b w:val="0"/>
+                <w:rFonts w:ascii="Arial" w:hAnsi="Arial" w:eastAsia="Arial" w:cs="Arial"/>
+                <w:b/>
+                <w:color w:val="25282B"/>
                 <w:sz w:val="17"/>
               </w:rPr>
               <w:t>BTY.5.1.2. Bilişim teknolojilerinin birey ve toplum üzerindeki etkilerini özetleyebilme</w:t>
@@ -694,12 +1189,13 @@
           </w:p>
           <w:p>
             <w:pPr>
-              <w:spacing w:before="0" w:after="0" w:line="240" w:lineRule="auto"/>
+              <w:spacing w:before="0" w:after="22" w:line="245" w:lineRule="auto"/>
             </w:pPr>
             <w:r>
               <w:rPr>
-                <w:rFonts w:ascii="Arial" w:hAnsi="Arial" w:eastAsia="Arial"/>
+                <w:rFonts w:ascii="Arial" w:hAnsi="Arial" w:eastAsia="Arial" w:cs="Arial"/>
                 <w:b w:val="0"/>
+                <w:color w:val="25282B"/>
                 <w:sz w:val="17"/>
               </w:rPr>
               <w:t>a) Farklı bilişim teknolojilerinin olumlu ve olumsuz yönleri ile ilgili çözümleme yapar.</w:t>
@@ -707,12 +1203,13 @@
           </w:p>
           <w:p>
             <w:pPr>
-              <w:spacing w:before="0" w:after="0" w:line="240" w:lineRule="auto"/>
+              <w:spacing w:before="0" w:after="22" w:line="245" w:lineRule="auto"/>
             </w:pPr>
             <w:r>
               <w:rPr>
-                <w:rFonts w:ascii="Arial" w:hAnsi="Arial" w:eastAsia="Arial"/>
+                <w:rFonts w:ascii="Arial" w:hAnsi="Arial" w:eastAsia="Arial" w:cs="Arial"/>
                 <w:b w:val="0"/>
+                <w:color w:val="25282B"/>
                 <w:sz w:val="17"/>
               </w:rPr>
               <w:t>b) Farklı bilişim teknolojilerinin kullanımına göre fiziksel güvenlik önlemleri ile ilgili sınıflandırma yapar.</w:t>
@@ -720,12 +1217,13 @@
           </w:p>
           <w:p>
             <w:pPr>
-              <w:spacing w:before="0" w:after="0" w:line="240" w:lineRule="auto"/>
+              <w:spacing w:before="0" w:after="22" w:line="245" w:lineRule="auto"/>
             </w:pPr>
             <w:r>
               <w:rPr>
-                <w:rFonts w:ascii="Arial" w:hAnsi="Arial" w:eastAsia="Arial"/>
+                <w:rFonts w:ascii="Arial" w:hAnsi="Arial" w:eastAsia="Arial" w:cs="Arial"/>
                 <w:b w:val="0"/>
+                <w:color w:val="25282B"/>
                 <w:sz w:val="17"/>
               </w:rPr>
               <w:t>c) Bilişim teknolojilerini kullanmanın beden ve ruh sağlığı üzerindeki etkilerini kendi cümleleriyle ifade eder.</w:t>
@@ -739,25 +1237,32 @@
         </w:trPr>
         <w:tc>
           <w:tcPr>
-            <w:tcW w:type="dxa" w:w="1814"/>
-            <w:vAlign w:val="center"/>
+            <w:tcW w:type="dxa" w:w="2523"/>
+            <w:vAlign w:val="top"/>
+            <w:shd w:fill="F1F2F3"/>
             <w:tcMar>
-              <w:top w:w="55" w:type="dxa"/>
-              <w:start w:w="70" w:type="dxa"/>
-              <w:bottom w:w="55" w:type="dxa"/>
-              <w:end w:w="70" w:type="dxa"/>
+              <w:top w:w="72" w:type="dxa"/>
+              <w:start w:w="95" w:type="dxa"/>
+              <w:bottom w:w="72" w:type="dxa"/>
+              <w:end w:w="95" w:type="dxa"/>
             </w:tcMar>
-            <w:shd w:fill="D9EAF7"/>
+            <w:tcBorders>
+              <w:top w:val="single" w:sz="4" w:color="B7BCC2"/>
+              <w:left w:val="single" w:sz="4" w:color="B7BCC2"/>
+              <w:bottom w:val="single" w:sz="4" w:color="B7BCC2"/>
+              <w:right w:val="single" w:sz="4" w:color="B7BCC2"/>
+            </w:tcBorders>
           </w:tcPr>
           <w:p>
             <w:pPr>
-              <w:spacing w:after="0" w:before="0" w:line="240" w:lineRule="auto"/>
+              <w:spacing w:before="0" w:after="0" w:line="245" w:lineRule="auto"/>
             </w:pPr>
             <w:r/>
             <w:r>
               <w:rPr>
-                <w:rFonts w:ascii="Arial" w:hAnsi="Arial" w:eastAsia="Arial"/>
+                <w:rFonts w:ascii="Arial" w:hAnsi="Arial" w:eastAsia="Arial" w:cs="Arial"/>
                 <w:b/>
+                <w:color w:val="25282B"/>
                 <w:sz w:val="17"/>
               </w:rPr>
               <w:t>Yöntem / Teknik</w:t>
@@ -766,50 +1271,71 @@
         </w:tc>
         <w:tc>
           <w:tcPr>
-            <w:tcW w:type="dxa" w:w="3969"/>
-            <w:vAlign w:val="center"/>
+            <w:tcW w:type="dxa" w:w="7711"/>
+            <w:vAlign w:val="top"/>
+            <w:shd w:fill="FFFFFF"/>
             <w:tcMar>
-              <w:top w:w="55" w:type="dxa"/>
-              <w:start w:w="70" w:type="dxa"/>
-              <w:bottom w:w="55" w:type="dxa"/>
-              <w:end w:w="70" w:type="dxa"/>
+              <w:top w:w="72" w:type="dxa"/>
+              <w:start w:w="95" w:type="dxa"/>
+              <w:bottom w:w="72" w:type="dxa"/>
+              <w:end w:w="95" w:type="dxa"/>
             </w:tcMar>
+            <w:tcBorders>
+              <w:top w:val="single" w:sz="4" w:color="B7BCC2"/>
+              <w:left w:val="single" w:sz="4" w:color="B7BCC2"/>
+              <w:bottom w:val="single" w:sz="4" w:color="B7BCC2"/>
+              <w:right w:val="single" w:sz="4" w:color="B7BCC2"/>
+            </w:tcBorders>
           </w:tcPr>
           <w:p>
             <w:pPr>
-              <w:spacing w:after="0" w:before="0" w:line="240" w:lineRule="auto"/>
+              <w:spacing w:before="0" w:after="0" w:line="245" w:lineRule="auto"/>
             </w:pPr>
+            <w:r/>
             <w:r>
               <w:rPr>
-                <w:rFonts w:ascii="Arial" w:hAnsi="Arial" w:eastAsia="Arial"/>
+                <w:rFonts w:ascii="Arial" w:hAnsi="Arial" w:eastAsia="Arial" w:cs="Arial"/>
                 <w:b w:val="0"/>
+                <w:color w:val="25282B"/>
                 <w:sz w:val="17"/>
               </w:rPr>
               <w:t>Tartışma, soru-cevap, bireysel çözümleme, küçük grup çalışması, karşılaştırma, görsel/senaryo inceleme, sınıflandırma, öz değerlendirme</w:t>
             </w:r>
           </w:p>
         </w:tc>
+      </w:tr>
+      <w:tr>
+        <w:trPr>
+          <w:cantSplit/>
+        </w:trPr>
         <w:tc>
           <w:tcPr>
-            <w:tcW w:type="dxa" w:w="1361"/>
-            <w:vAlign w:val="center"/>
+            <w:tcW w:type="dxa" w:w="2523"/>
+            <w:vAlign w:val="top"/>
+            <w:shd w:fill="F1F2F3"/>
             <w:tcMar>
-              <w:top w:w="55" w:type="dxa"/>
-              <w:start w:w="70" w:type="dxa"/>
-              <w:bottom w:w="55" w:type="dxa"/>
-              <w:end w:w="70" w:type="dxa"/>
+              <w:top w:w="72" w:type="dxa"/>
+              <w:start w:w="95" w:type="dxa"/>
+              <w:bottom w:w="72" w:type="dxa"/>
+              <w:end w:w="95" w:type="dxa"/>
             </w:tcMar>
-            <w:shd w:fill="D9EAF7"/>
+            <w:tcBorders>
+              <w:top w:val="single" w:sz="4" w:color="B7BCC2"/>
+              <w:left w:val="single" w:sz="4" w:color="B7BCC2"/>
+              <w:bottom w:val="single" w:sz="4" w:color="B7BCC2"/>
+              <w:right w:val="single" w:sz="4" w:color="B7BCC2"/>
+            </w:tcBorders>
           </w:tcPr>
           <w:p>
             <w:pPr>
-              <w:spacing w:after="0" w:before="0" w:line="240" w:lineRule="auto"/>
+              <w:spacing w:before="0" w:after="0" w:line="245" w:lineRule="auto"/>
             </w:pPr>
             <w:r/>
             <w:r>
               <w:rPr>
-                <w:rFonts w:ascii="Arial" w:hAnsi="Arial" w:eastAsia="Arial"/>
+                <w:rFonts w:ascii="Arial" w:hAnsi="Arial" w:eastAsia="Arial" w:cs="Arial"/>
                 <w:b/>
+                <w:color w:val="25282B"/>
                 <w:sz w:val="17"/>
               </w:rPr>
               <w:t>Araç-Gereç / Materyal</w:t>
@@ -818,23 +1344,32 @@
         </w:tc>
         <w:tc>
           <w:tcPr>
-            <w:tcW w:type="dxa" w:w="3855"/>
-            <w:vAlign w:val="center"/>
+            <w:tcW w:type="dxa" w:w="7711"/>
+            <w:vAlign w:val="top"/>
+            <w:shd w:fill="FFFFFF"/>
             <w:tcMar>
-              <w:top w:w="55" w:type="dxa"/>
-              <w:start w:w="70" w:type="dxa"/>
-              <w:bottom w:w="55" w:type="dxa"/>
-              <w:end w:w="70" w:type="dxa"/>
+              <w:top w:w="72" w:type="dxa"/>
+              <w:start w:w="95" w:type="dxa"/>
+              <w:bottom w:w="72" w:type="dxa"/>
+              <w:end w:w="95" w:type="dxa"/>
             </w:tcMar>
+            <w:tcBorders>
+              <w:top w:val="single" w:sz="4" w:color="B7BCC2"/>
+              <w:left w:val="single" w:sz="4" w:color="B7BCC2"/>
+              <w:bottom w:val="single" w:sz="4" w:color="B7BCC2"/>
+              <w:right w:val="single" w:sz="4" w:color="B7BCC2"/>
+            </w:tcBorders>
           </w:tcPr>
           <w:p>
             <w:pPr>
-              <w:spacing w:after="0" w:before="0" w:line="240" w:lineRule="auto"/>
+              <w:spacing w:before="0" w:after="0" w:line="245" w:lineRule="auto"/>
             </w:pPr>
+            <w:r/>
             <w:r>
               <w:rPr>
-                <w:rFonts w:ascii="Arial" w:hAnsi="Arial" w:eastAsia="Arial"/>
+                <w:rFonts w:ascii="Arial" w:hAnsi="Arial" w:eastAsia="Arial" w:cs="Arial"/>
                 <w:b w:val="0"/>
+                <w:color w:val="25282B"/>
                 <w:sz w:val="17"/>
               </w:rPr>
               <w:t>Yarar-risk çalışma kâğıdı, doğru-hatalı kullanım görselleri, ergonomi/dijital sağlık afişi veya kısa video, önlem kartları, öz değerlendirme formu, etkileşimli tahta/projeksiyon</w:t>
@@ -845,15 +1380,9 @@
     </w:tbl>
     <w:p>
       <w:pPr>
-        <w:pStyle w:val="SectionHead"/>
-        <w:jc w:val="left"/>
+        <w:widowControl/>
+        <w:spacing w:after="0"/>
       </w:pPr>
-      <w:r>
-        <w:rPr>
-          <w:color w:val="1F4E78"/>
-        </w:rPr>
-        <w:t>II. BÖLÜM: PROGRAMLAR ARASI BİLEŞENLER</w:t>
-      </w:r>
     </w:p>
     <w:tbl>
       <w:tblPr>
@@ -861,18 +1390,55 @@
         <w:jc w:val="center"/>
         <w:tblLayout w:type="fixed"/>
         <w:tblLook w:firstColumn="1" w:firstRow="1" w:lastColumn="0" w:lastRow="0" w:noHBand="0" w:noVBand="1" w:val="04A0"/>
-        <w:tblBorders>
-          <w:top w:val="single" w:sz="5" w:color="7F8C8D"/>
-          <w:left w:val="single" w:sz="5" w:color="7F8C8D"/>
-          <w:bottom w:val="single" w:sz="5" w:color="7F8C8D"/>
-          <w:right w:val="single" w:sz="5" w:color="7F8C8D"/>
-          <w:insideH w:val="single" w:sz="5" w:color="7F8C8D"/>
-          <w:insideV w:val="single" w:sz="5" w:color="7F8C8D"/>
-        </w:tblBorders>
       </w:tblPr>
       <w:tblGrid>
-        <w:gridCol w:w="5273"/>
-        <w:gridCol w:w="5273"/>
+        <w:gridCol w:w="10234"/>
+      </w:tblGrid>
+      <w:tr>
+        <w:tc>
+          <w:tcPr>
+            <w:tcW w:type="dxa" w:w="10234"/>
+            <w:shd w:fill="D9D9D9"/>
+            <w:tcMar>
+              <w:top w:w="65" w:type="dxa"/>
+              <w:start w:w="100" w:type="dxa"/>
+              <w:bottom w:w="65" w:type="dxa"/>
+              <w:end w:w="100" w:type="dxa"/>
+            </w:tcMar>
+            <w:tcBorders>
+              <w:top w:val="single" w:sz="5" w:color="8F949A"/>
+              <w:left w:val="single" w:sz="5" w:color="8F949A"/>
+              <w:bottom w:val="single" w:sz="5" w:color="8F949A"/>
+              <w:right w:val="single" w:sz="5" w:color="8F949A"/>
+            </w:tcBorders>
+          </w:tcPr>
+          <w:p>
+            <w:pPr>
+              <w:spacing w:after="0"/>
+            </w:pPr>
+            <w:r>
+              <w:rPr>
+                <w:rFonts w:ascii="Arial" w:hAnsi="Arial" w:eastAsia="Arial" w:cs="Arial"/>
+                <w:b/>
+                <w:color w:val="25282B"/>
+                <w:sz w:val="18"/>
+              </w:rPr>
+              <w:t>II. BÖLÜM: PROGRAMLAR ARASI BİLEŞENLER</w:t>
+            </w:r>
+          </w:p>
+        </w:tc>
+      </w:tr>
+    </w:tbl>
+    <w:tbl>
+      <w:tblPr>
+        <w:tblW w:type="auto" w:w="0"/>
+        <w:jc w:val="center"/>
+        <w:tblLayout w:type="fixed"/>
+        <w:tblLook w:firstColumn="1" w:firstRow="1" w:lastColumn="0" w:lastRow="0" w:noHBand="0" w:noVBand="1" w:val="04A0"/>
+      </w:tblPr>
+      <w:tblGrid>
+        <w:gridCol w:w="2523"/>
+        <w:gridCol w:w="7711"/>
       </w:tblGrid>
       <w:tr>
         <w:trPr>
@@ -880,25 +1446,32 @@
         </w:trPr>
         <w:tc>
           <w:tcPr>
-            <w:tcW w:type="dxa" w:w="2438"/>
-            <w:vAlign w:val="center"/>
+            <w:tcW w:type="dxa" w:w="2523"/>
+            <w:vAlign w:val="top"/>
+            <w:shd w:fill="F1F2F3"/>
             <w:tcMar>
-              <w:top w:w="55" w:type="dxa"/>
-              <w:start w:w="70" w:type="dxa"/>
-              <w:bottom w:w="55" w:type="dxa"/>
-              <w:end w:w="70" w:type="dxa"/>
+              <w:top w:w="72" w:type="dxa"/>
+              <w:start w:w="95" w:type="dxa"/>
+              <w:bottom w:w="72" w:type="dxa"/>
+              <w:end w:w="95" w:type="dxa"/>
             </w:tcMar>
-            <w:shd w:fill="D9EAF7"/>
+            <w:tcBorders>
+              <w:top w:val="single" w:sz="4" w:color="B7BCC2"/>
+              <w:left w:val="single" w:sz="4" w:color="B7BCC2"/>
+              <w:bottom w:val="single" w:sz="4" w:color="B7BCC2"/>
+              <w:right w:val="single" w:sz="4" w:color="B7BCC2"/>
+            </w:tcBorders>
           </w:tcPr>
           <w:p>
             <w:pPr>
-              <w:spacing w:after="0" w:before="0" w:line="240" w:lineRule="auto"/>
+              <w:spacing w:before="0" w:after="0" w:line="245" w:lineRule="auto"/>
             </w:pPr>
             <w:r/>
             <w:r>
               <w:rPr>
-                <w:rFonts w:ascii="Arial" w:hAnsi="Arial" w:eastAsia="Arial"/>
+                <w:rFonts w:ascii="Arial" w:hAnsi="Arial" w:eastAsia="Arial" w:cs="Arial"/>
                 <w:b/>
+                <w:color w:val="25282B"/>
                 <w:sz w:val="17"/>
               </w:rPr>
               <w:t>Sosyal-Duygusal Öğrenme Becerileri</w:t>
@@ -907,23 +1480,32 @@
         </w:tc>
         <w:tc>
           <w:tcPr>
-            <w:tcW w:type="dxa" w:w="8561"/>
-            <w:vAlign w:val="center"/>
+            <w:tcW w:type="dxa" w:w="7711"/>
+            <w:vAlign w:val="top"/>
+            <w:shd w:fill="FFFFFF"/>
             <w:tcMar>
-              <w:top w:w="55" w:type="dxa"/>
-              <w:start w:w="70" w:type="dxa"/>
-              <w:bottom w:w="55" w:type="dxa"/>
-              <w:end w:w="70" w:type="dxa"/>
+              <w:top w:w="72" w:type="dxa"/>
+              <w:start w:w="95" w:type="dxa"/>
+              <w:bottom w:w="72" w:type="dxa"/>
+              <w:end w:w="95" w:type="dxa"/>
             </w:tcMar>
+            <w:tcBorders>
+              <w:top w:val="single" w:sz="4" w:color="B7BCC2"/>
+              <w:left w:val="single" w:sz="4" w:color="B7BCC2"/>
+              <w:bottom w:val="single" w:sz="4" w:color="B7BCC2"/>
+              <w:right w:val="single" w:sz="4" w:color="B7BCC2"/>
+            </w:tcBorders>
           </w:tcPr>
           <w:p>
             <w:pPr>
-              <w:spacing w:after="0" w:before="0" w:line="240" w:lineRule="auto"/>
+              <w:spacing w:before="0" w:after="0" w:line="245" w:lineRule="auto"/>
             </w:pPr>
+            <w:r/>
             <w:r>
               <w:rPr>
-                <w:rFonts w:ascii="Arial" w:hAnsi="Arial" w:eastAsia="Arial"/>
+                <w:rFonts w:ascii="Arial" w:hAnsi="Arial" w:eastAsia="Arial" w:cs="Arial"/>
                 <w:b w:val="0"/>
+                <w:color w:val="25282B"/>
                 <w:sz w:val="17"/>
               </w:rPr>
               <w:t>SDB1.2. Kendini Düzenleme (Öz Düzenleme), SDB2.1. İletişim, SDB2.3. Sosyal Farkındalık, SDB3.3. Sorumlu Karar Verme</w:t>
@@ -937,25 +1519,32 @@
         </w:trPr>
         <w:tc>
           <w:tcPr>
-            <w:tcW w:type="dxa" w:w="2438"/>
-            <w:vAlign w:val="center"/>
+            <w:tcW w:type="dxa" w:w="2523"/>
+            <w:vAlign w:val="top"/>
+            <w:shd w:fill="F1F2F3"/>
             <w:tcMar>
-              <w:top w:w="55" w:type="dxa"/>
-              <w:start w:w="70" w:type="dxa"/>
-              <w:bottom w:w="55" w:type="dxa"/>
-              <w:end w:w="70" w:type="dxa"/>
+              <w:top w:w="72" w:type="dxa"/>
+              <w:start w:w="95" w:type="dxa"/>
+              <w:bottom w:w="72" w:type="dxa"/>
+              <w:end w:w="95" w:type="dxa"/>
             </w:tcMar>
-            <w:shd w:fill="D9EAF7"/>
+            <w:tcBorders>
+              <w:top w:val="single" w:sz="4" w:color="B7BCC2"/>
+              <w:left w:val="single" w:sz="4" w:color="B7BCC2"/>
+              <w:bottom w:val="single" w:sz="4" w:color="B7BCC2"/>
+              <w:right w:val="single" w:sz="4" w:color="B7BCC2"/>
+            </w:tcBorders>
           </w:tcPr>
           <w:p>
             <w:pPr>
-              <w:spacing w:after="0" w:before="0" w:line="240" w:lineRule="auto"/>
+              <w:spacing w:before="0" w:after="0" w:line="245" w:lineRule="auto"/>
             </w:pPr>
             <w:r/>
             <w:r>
               <w:rPr>
-                <w:rFonts w:ascii="Arial" w:hAnsi="Arial" w:eastAsia="Arial"/>
+                <w:rFonts w:ascii="Arial" w:hAnsi="Arial" w:eastAsia="Arial" w:cs="Arial"/>
                 <w:b/>
+                <w:color w:val="25282B"/>
                 <w:sz w:val="17"/>
               </w:rPr>
               <w:t>Değerler</w:t>
@@ -964,23 +1553,32 @@
         </w:tc>
         <w:tc>
           <w:tcPr>
-            <w:tcW w:type="dxa" w:w="8561"/>
-            <w:vAlign w:val="center"/>
+            <w:tcW w:type="dxa" w:w="7711"/>
+            <w:vAlign w:val="top"/>
+            <w:shd w:fill="FFFFFF"/>
             <w:tcMar>
-              <w:top w:w="55" w:type="dxa"/>
-              <w:start w:w="70" w:type="dxa"/>
-              <w:bottom w:w="55" w:type="dxa"/>
-              <w:end w:w="70" w:type="dxa"/>
+              <w:top w:w="72" w:type="dxa"/>
+              <w:start w:w="95" w:type="dxa"/>
+              <w:bottom w:w="72" w:type="dxa"/>
+              <w:end w:w="95" w:type="dxa"/>
             </w:tcMar>
+            <w:tcBorders>
+              <w:top w:val="single" w:sz="4" w:color="B7BCC2"/>
+              <w:left w:val="single" w:sz="4" w:color="B7BCC2"/>
+              <w:bottom w:val="single" w:sz="4" w:color="B7BCC2"/>
+              <w:right w:val="single" w:sz="4" w:color="B7BCC2"/>
+            </w:tcBorders>
           </w:tcPr>
           <w:p>
             <w:pPr>
-              <w:spacing w:after="0" w:before="0" w:line="240" w:lineRule="auto"/>
+              <w:spacing w:before="0" w:after="0" w:line="245" w:lineRule="auto"/>
             </w:pPr>
+            <w:r/>
             <w:r>
               <w:rPr>
-                <w:rFonts w:ascii="Arial" w:hAnsi="Arial" w:eastAsia="Arial"/>
+                <w:rFonts w:ascii="Arial" w:hAnsi="Arial" w:eastAsia="Arial" w:cs="Arial"/>
                 <w:b w:val="0"/>
+                <w:color w:val="25282B"/>
                 <w:sz w:val="17"/>
               </w:rPr>
               <w:t>D3. Çalışkanlık, D6. Dürüstlük, D10. Mütevazılık, D13. Sağlıklı Yaşam</w:t>
@@ -994,25 +1592,32 @@
         </w:trPr>
         <w:tc>
           <w:tcPr>
-            <w:tcW w:type="dxa" w:w="2438"/>
-            <w:vAlign w:val="center"/>
+            <w:tcW w:type="dxa" w:w="2523"/>
+            <w:vAlign w:val="top"/>
+            <w:shd w:fill="F1F2F3"/>
             <w:tcMar>
-              <w:top w:w="55" w:type="dxa"/>
-              <w:start w:w="70" w:type="dxa"/>
-              <w:bottom w:w="55" w:type="dxa"/>
-              <w:end w:w="70" w:type="dxa"/>
+              <w:top w:w="72" w:type="dxa"/>
+              <w:start w:w="95" w:type="dxa"/>
+              <w:bottom w:w="72" w:type="dxa"/>
+              <w:end w:w="95" w:type="dxa"/>
             </w:tcMar>
-            <w:shd w:fill="D9EAF7"/>
+            <w:tcBorders>
+              <w:top w:val="single" w:sz="4" w:color="B7BCC2"/>
+              <w:left w:val="single" w:sz="4" w:color="B7BCC2"/>
+              <w:bottom w:val="single" w:sz="4" w:color="B7BCC2"/>
+              <w:right w:val="single" w:sz="4" w:color="B7BCC2"/>
+            </w:tcBorders>
           </w:tcPr>
           <w:p>
             <w:pPr>
-              <w:spacing w:after="0" w:before="0" w:line="240" w:lineRule="auto"/>
+              <w:spacing w:before="0" w:after="0" w:line="245" w:lineRule="auto"/>
             </w:pPr>
             <w:r/>
             <w:r>
               <w:rPr>
-                <w:rFonts w:ascii="Arial" w:hAnsi="Arial" w:eastAsia="Arial"/>
+                <w:rFonts w:ascii="Arial" w:hAnsi="Arial" w:eastAsia="Arial" w:cs="Arial"/>
                 <w:b/>
+                <w:color w:val="25282B"/>
                 <w:sz w:val="17"/>
               </w:rPr>
               <w:t>Okuryazarlık Becerileri</w:t>
@@ -1021,23 +1626,32 @@
         </w:tc>
         <w:tc>
           <w:tcPr>
-            <w:tcW w:type="dxa" w:w="8561"/>
-            <w:vAlign w:val="center"/>
+            <w:tcW w:type="dxa" w:w="7711"/>
+            <w:vAlign w:val="top"/>
+            <w:shd w:fill="FFFFFF"/>
             <w:tcMar>
-              <w:top w:w="55" w:type="dxa"/>
-              <w:start w:w="70" w:type="dxa"/>
-              <w:bottom w:w="55" w:type="dxa"/>
-              <w:end w:w="70" w:type="dxa"/>
+              <w:top w:w="72" w:type="dxa"/>
+              <w:start w:w="95" w:type="dxa"/>
+              <w:bottom w:w="72" w:type="dxa"/>
+              <w:end w:w="95" w:type="dxa"/>
             </w:tcMar>
+            <w:tcBorders>
+              <w:top w:val="single" w:sz="4" w:color="B7BCC2"/>
+              <w:left w:val="single" w:sz="4" w:color="B7BCC2"/>
+              <w:bottom w:val="single" w:sz="4" w:color="B7BCC2"/>
+              <w:right w:val="single" w:sz="4" w:color="B7BCC2"/>
+            </w:tcBorders>
           </w:tcPr>
           <w:p>
             <w:pPr>
-              <w:spacing w:after="0" w:before="0" w:line="240" w:lineRule="auto"/>
+              <w:spacing w:before="0" w:after="0" w:line="245" w:lineRule="auto"/>
             </w:pPr>
+            <w:r/>
             <w:r>
               <w:rPr>
-                <w:rFonts w:ascii="Arial" w:hAnsi="Arial" w:eastAsia="Arial"/>
+                <w:rFonts w:ascii="Arial" w:hAnsi="Arial" w:eastAsia="Arial" w:cs="Arial"/>
                 <w:b w:val="0"/>
+                <w:color w:val="25282B"/>
                 <w:sz w:val="17"/>
               </w:rPr>
               <w:t>OB1. Bilgi Okuryazarlığı, OB4. Görsel Okuryazarlık</w:t>
@@ -1051,25 +1665,32 @@
         </w:trPr>
         <w:tc>
           <w:tcPr>
-            <w:tcW w:type="dxa" w:w="2438"/>
-            <w:vAlign w:val="center"/>
+            <w:tcW w:type="dxa" w:w="2523"/>
+            <w:vAlign w:val="top"/>
+            <w:shd w:fill="F1F2F3"/>
             <w:tcMar>
-              <w:top w:w="55" w:type="dxa"/>
-              <w:start w:w="70" w:type="dxa"/>
-              <w:bottom w:w="55" w:type="dxa"/>
-              <w:end w:w="70" w:type="dxa"/>
+              <w:top w:w="72" w:type="dxa"/>
+              <w:start w:w="95" w:type="dxa"/>
+              <w:bottom w:w="72" w:type="dxa"/>
+              <w:end w:w="95" w:type="dxa"/>
             </w:tcMar>
-            <w:shd w:fill="D9EAF7"/>
+            <w:tcBorders>
+              <w:top w:val="single" w:sz="4" w:color="B7BCC2"/>
+              <w:left w:val="single" w:sz="4" w:color="B7BCC2"/>
+              <w:bottom w:val="single" w:sz="4" w:color="B7BCC2"/>
+              <w:right w:val="single" w:sz="4" w:color="B7BCC2"/>
+            </w:tcBorders>
           </w:tcPr>
           <w:p>
             <w:pPr>
-              <w:spacing w:after="0" w:before="0" w:line="240" w:lineRule="auto"/>
+              <w:spacing w:before="0" w:after="0" w:line="245" w:lineRule="auto"/>
             </w:pPr>
             <w:r/>
             <w:r>
               <w:rPr>
-                <w:rFonts w:ascii="Arial" w:hAnsi="Arial" w:eastAsia="Arial"/>
+                <w:rFonts w:ascii="Arial" w:hAnsi="Arial" w:eastAsia="Arial" w:cs="Arial"/>
                 <w:b/>
+                <w:color w:val="25282B"/>
                 <w:sz w:val="17"/>
               </w:rPr>
               <w:t>Beceriler Arası İlişkiler</w:t>
@@ -1078,23 +1699,32 @@
         </w:tc>
         <w:tc>
           <w:tcPr>
-            <w:tcW w:type="dxa" w:w="8561"/>
-            <w:vAlign w:val="center"/>
+            <w:tcW w:type="dxa" w:w="7711"/>
+            <w:vAlign w:val="top"/>
+            <w:shd w:fill="FFFFFF"/>
             <w:tcMar>
-              <w:top w:w="55" w:type="dxa"/>
-              <w:start w:w="70" w:type="dxa"/>
-              <w:bottom w:w="55" w:type="dxa"/>
-              <w:end w:w="70" w:type="dxa"/>
+              <w:top w:w="72" w:type="dxa"/>
+              <w:start w:w="95" w:type="dxa"/>
+              <w:bottom w:w="72" w:type="dxa"/>
+              <w:end w:w="95" w:type="dxa"/>
             </w:tcMar>
+            <w:tcBorders>
+              <w:top w:val="single" w:sz="4" w:color="B7BCC2"/>
+              <w:left w:val="single" w:sz="4" w:color="B7BCC2"/>
+              <w:bottom w:val="single" w:sz="4" w:color="B7BCC2"/>
+              <w:right w:val="single" w:sz="4" w:color="B7BCC2"/>
+            </w:tcBorders>
           </w:tcPr>
           <w:p>
             <w:pPr>
-              <w:spacing w:after="0" w:before="0" w:line="240" w:lineRule="auto"/>
+              <w:spacing w:before="0" w:after="0" w:line="245" w:lineRule="auto"/>
             </w:pPr>
+            <w:r/>
             <w:r>
               <w:rPr>
-                <w:rFonts w:ascii="Arial" w:hAnsi="Arial" w:eastAsia="Arial"/>
+                <w:rFonts w:ascii="Arial" w:hAnsi="Arial" w:eastAsia="Arial" w:cs="Arial"/>
                 <w:b w:val="0"/>
+                <w:color w:val="25282B"/>
                 <w:sz w:val="17"/>
               </w:rPr>
               <w:t>KB2.8. Sorgulama (tema düzeyinde ayrıca KB2.7. Karşılaştırma)</w:t>
@@ -1105,14 +1735,10 @@
     </w:tbl>
     <w:p>
       <w:pPr>
-        <w:pStyle w:val="SectionHead"/>
-        <w:jc w:val="left"/>
+        <w:widowControl/>
       </w:pPr>
       <w:r>
-        <w:rPr>
-          <w:color w:val="1F4E78"/>
-        </w:rPr>
-        <w:t>III. BÖLÜM: ÖĞRENME-ÖĞRETME YAŞANTILARI</w:t>
+        <w:br w:type="page"/>
       </w:r>
     </w:p>
     <w:tbl>
@@ -1121,46 +1747,88 @@
         <w:jc w:val="center"/>
         <w:tblLayout w:type="fixed"/>
         <w:tblLook w:firstColumn="1" w:firstRow="1" w:lastColumn="0" w:lastRow="0" w:noHBand="0" w:noVBand="1" w:val="04A0"/>
-        <w:tblBorders>
-          <w:top w:val="single" w:sz="5" w:color="7F8C8D"/>
-          <w:left w:val="single" w:sz="5" w:color="7F8C8D"/>
-          <w:bottom w:val="single" w:sz="5" w:color="7F8C8D"/>
-          <w:right w:val="single" w:sz="5" w:color="7F8C8D"/>
-          <w:insideH w:val="single" w:sz="5" w:color="7F8C8D"/>
-          <w:insideV w:val="single" w:sz="5" w:color="7F8C8D"/>
-        </w:tblBorders>
       </w:tblPr>
       <w:tblGrid>
-        <w:gridCol w:w="5273"/>
-        <w:gridCol w:w="5273"/>
+        <w:gridCol w:w="10234"/>
+      </w:tblGrid>
+      <w:tr>
+        <w:tc>
+          <w:tcPr>
+            <w:tcW w:type="dxa" w:w="10234"/>
+            <w:shd w:fill="D9D9D9"/>
+            <w:tcMar>
+              <w:top w:w="65" w:type="dxa"/>
+              <w:start w:w="100" w:type="dxa"/>
+              <w:bottom w:w="65" w:type="dxa"/>
+              <w:end w:w="100" w:type="dxa"/>
+            </w:tcMar>
+            <w:tcBorders>
+              <w:top w:val="single" w:sz="5" w:color="8F949A"/>
+              <w:left w:val="single" w:sz="5" w:color="8F949A"/>
+              <w:bottom w:val="single" w:sz="5" w:color="8F949A"/>
+              <w:right w:val="single" w:sz="5" w:color="8F949A"/>
+            </w:tcBorders>
+          </w:tcPr>
+          <w:p>
+            <w:pPr>
+              <w:spacing w:after="0"/>
+            </w:pPr>
+            <w:r>
+              <w:rPr>
+                <w:rFonts w:ascii="Arial" w:hAnsi="Arial" w:eastAsia="Arial" w:cs="Arial"/>
+                <w:b/>
+                <w:color w:val="25282B"/>
+                <w:sz w:val="18"/>
+              </w:rPr>
+              <w:t>III. BÖLÜM: ÖĞRENME-ÖĞRETME YAŞANTILARI</w:t>
+            </w:r>
+          </w:p>
+        </w:tc>
+      </w:tr>
+    </w:tbl>
+    <w:tbl>
+      <w:tblPr>
+        <w:tblW w:type="auto" w:w="0"/>
+        <w:jc w:val="center"/>
+        <w:tblLayout w:type="fixed"/>
+        <w:tblLook w:firstColumn="1" w:firstRow="1" w:lastColumn="0" w:lastRow="0" w:noHBand="0" w:noVBand="1" w:val="04A0"/>
+      </w:tblPr>
+      <w:tblGrid>
+        <w:gridCol w:w="2466"/>
+        <w:gridCol w:w="7767"/>
       </w:tblGrid>
       <w:tr>
         <w:trPr>
           <w:cantSplit/>
+          <w:tblHeader w:val="true"/>
         </w:trPr>
         <w:tc>
           <w:tcPr>
-            <w:tcW w:type="dxa" w:w="2438"/>
-            <w:vAlign w:val="center"/>
+            <w:tcW w:type="dxa" w:w="2466"/>
+            <w:shd w:fill="E7E8EA"/>
             <w:tcMar>
-              <w:top w:w="55" w:type="dxa"/>
-              <w:start w:w="70" w:type="dxa"/>
-              <w:bottom w:w="55" w:type="dxa"/>
-              <w:end w:w="70" w:type="dxa"/>
+              <w:top w:w="68" w:type="dxa"/>
+              <w:start w:w="90" w:type="dxa"/>
+              <w:bottom w:w="68" w:type="dxa"/>
+              <w:end w:w="90" w:type="dxa"/>
             </w:tcMar>
-            <w:shd w:fill="1F4E78"/>
+            <w:tcBorders>
+              <w:top w:val="single" w:sz="5" w:color="8F949A"/>
+              <w:left w:val="single" w:sz="5" w:color="8F949A"/>
+              <w:bottom w:val="single" w:sz="5" w:color="8F949A"/>
+              <w:right w:val="single" w:sz="5" w:color="8F949A"/>
+            </w:tcBorders>
           </w:tcPr>
           <w:p>
             <w:pPr>
-              <w:spacing w:after="0" w:before="0" w:line="240" w:lineRule="auto"/>
+              <w:spacing w:after="0"/>
               <w:jc w:val="center"/>
             </w:pPr>
-            <w:r/>
             <w:r>
               <w:rPr>
-                <w:rFonts w:ascii="Arial" w:hAnsi="Arial" w:eastAsia="Arial"/>
+                <w:rFonts w:ascii="Arial" w:hAnsi="Arial" w:eastAsia="Arial" w:cs="Arial"/>
                 <w:b/>
-                <w:color w:val="FFFFFF"/>
+                <w:color w:val="25282B"/>
                 <w:sz w:val="17"/>
               </w:rPr>
               <w:t>Basamak / Özellik</w:t>
@@ -1169,27 +1837,31 @@
         </w:tc>
         <w:tc>
           <w:tcPr>
-            <w:tcW w:type="dxa" w:w="8561"/>
-            <w:vAlign w:val="center"/>
+            <w:tcW w:type="dxa" w:w="7767"/>
+            <w:shd w:fill="E7E8EA"/>
             <w:tcMar>
-              <w:top w:w="55" w:type="dxa"/>
-              <w:start w:w="70" w:type="dxa"/>
-              <w:bottom w:w="55" w:type="dxa"/>
-              <w:end w:w="70" w:type="dxa"/>
+              <w:top w:w="68" w:type="dxa"/>
+              <w:start w:w="90" w:type="dxa"/>
+              <w:bottom w:w="68" w:type="dxa"/>
+              <w:end w:w="90" w:type="dxa"/>
             </w:tcMar>
-            <w:shd w:fill="1F4E78"/>
+            <w:tcBorders>
+              <w:top w:val="single" w:sz="5" w:color="8F949A"/>
+              <w:left w:val="single" w:sz="5" w:color="8F949A"/>
+              <w:bottom w:val="single" w:sz="5" w:color="8F949A"/>
+              <w:right w:val="single" w:sz="5" w:color="8F949A"/>
+            </w:tcBorders>
           </w:tcPr>
           <w:p>
             <w:pPr>
-              <w:spacing w:after="0" w:before="0" w:line="240" w:lineRule="auto"/>
+              <w:spacing w:after="0"/>
               <w:jc w:val="center"/>
             </w:pPr>
-            <w:r/>
             <w:r>
               <w:rPr>
-                <w:rFonts w:ascii="Arial" w:hAnsi="Arial" w:eastAsia="Arial"/>
+                <w:rFonts w:ascii="Arial" w:hAnsi="Arial" w:eastAsia="Arial" w:cs="Arial"/>
                 <w:b/>
-                <w:color w:val="FFFFFF"/>
+                <w:color w:val="25282B"/>
                 <w:sz w:val="17"/>
               </w:rPr>
               <w:t>Uygulama</w:t>
@@ -1203,25 +1875,32 @@
         </w:trPr>
         <w:tc>
           <w:tcPr>
-            <w:tcW w:type="dxa" w:w="2438"/>
-            <w:vAlign w:val="center"/>
+            <w:tcW w:type="dxa" w:w="2466"/>
+            <w:vAlign w:val="top"/>
+            <w:shd w:fill="F1F2F3"/>
             <w:tcMar>
-              <w:top w:w="55" w:type="dxa"/>
-              <w:start w:w="70" w:type="dxa"/>
-              <w:bottom w:w="55" w:type="dxa"/>
-              <w:end w:w="70" w:type="dxa"/>
+              <w:top w:w="80" w:type="dxa"/>
+              <w:start w:w="95" w:type="dxa"/>
+              <w:bottom w:w="80" w:type="dxa"/>
+              <w:end w:w="95" w:type="dxa"/>
             </w:tcMar>
-            <w:shd w:fill="D9EAF7"/>
+            <w:tcBorders>
+              <w:top w:val="single" w:sz="4" w:color="B7BCC2"/>
+              <w:left w:val="single" w:sz="4" w:color="B7BCC2"/>
+              <w:bottom w:val="single" w:sz="4" w:color="B7BCC2"/>
+              <w:right w:val="single" w:sz="4" w:color="B7BCC2"/>
+            </w:tcBorders>
           </w:tcPr>
           <w:p>
             <w:pPr>
-              <w:spacing w:after="0" w:before="0" w:line="240" w:lineRule="auto"/>
+              <w:spacing w:before="0" w:after="0" w:line="245" w:lineRule="auto"/>
             </w:pPr>
             <w:r/>
             <w:r>
               <w:rPr>
-                <w:rFonts w:ascii="Arial" w:hAnsi="Arial" w:eastAsia="Arial"/>
+                <w:rFonts w:ascii="Arial" w:hAnsi="Arial" w:eastAsia="Arial" w:cs="Arial"/>
                 <w:b/>
+                <w:color w:val="25282B"/>
                 <w:sz w:val="17"/>
               </w:rPr>
               <w:t>Temel Kabuller</w:t>
@@ -1230,23 +1909,32 @@
         </w:tc>
         <w:tc>
           <w:tcPr>
-            <w:tcW w:type="dxa" w:w="8561"/>
-            <w:vAlign w:val="center"/>
+            <w:tcW w:type="dxa" w:w="7767"/>
+            <w:vAlign w:val="top"/>
+            <w:shd w:fill="FFFFFF"/>
             <w:tcMar>
-              <w:top w:w="55" w:type="dxa"/>
-              <w:start w:w="70" w:type="dxa"/>
-              <w:bottom w:w="55" w:type="dxa"/>
-              <w:end w:w="70" w:type="dxa"/>
+              <w:top w:w="80" w:type="dxa"/>
+              <w:start w:w="95" w:type="dxa"/>
+              <w:bottom w:w="80" w:type="dxa"/>
+              <w:end w:w="95" w:type="dxa"/>
             </w:tcMar>
+            <w:tcBorders>
+              <w:top w:val="single" w:sz="4" w:color="B7BCC2"/>
+              <w:left w:val="single" w:sz="4" w:color="B7BCC2"/>
+              <w:bottom w:val="single" w:sz="4" w:color="B7BCC2"/>
+              <w:right w:val="single" w:sz="4" w:color="B7BCC2"/>
+            </w:tcBorders>
           </w:tcPr>
           <w:p>
             <w:pPr>
-              <w:spacing w:after="0" w:before="0" w:line="240" w:lineRule="auto"/>
+              <w:spacing w:before="0" w:after="0" w:line="245" w:lineRule="auto"/>
             </w:pPr>
+            <w:r/>
             <w:r>
               <w:rPr>
-                <w:rFonts w:ascii="Arial" w:hAnsi="Arial" w:eastAsia="Arial"/>
+                <w:rFonts w:ascii="Arial" w:hAnsi="Arial" w:eastAsia="Arial" w:cs="Arial"/>
                 <w:b w:val="0"/>
+                <w:color w:val="25282B"/>
                 <w:sz w:val="17"/>
               </w:rPr>
               <w:t>Öğrencilerin telefon, tablet ve bilgisayar gibi temel dijital araçlarla daha önce karşılaştıkları; bu araçların iletişim, bilgiye erişim, eğitim ve eğlence amacıyla kullanılabildiğini bildikleri kabul edilir. Ekran süresi, kontrollü kullanım, ergonomi, fiziksel güvenlik ve teknolojinin beden-ruh sağlığına etkileri konusundaki farkındalıklarının ise farklı düzeylerde olabileceği dikkate alınır.</w:t>
@@ -1260,25 +1948,32 @@
         </w:trPr>
         <w:tc>
           <w:tcPr>
-            <w:tcW w:type="dxa" w:w="2438"/>
-            <w:vAlign w:val="center"/>
+            <w:tcW w:type="dxa" w:w="2466"/>
+            <w:vAlign w:val="top"/>
+            <w:shd w:fill="F1F2F3"/>
             <w:tcMar>
-              <w:top w:w="55" w:type="dxa"/>
-              <w:start w:w="70" w:type="dxa"/>
-              <w:bottom w:w="55" w:type="dxa"/>
-              <w:end w:w="70" w:type="dxa"/>
+              <w:top w:w="80" w:type="dxa"/>
+              <w:start w:w="95" w:type="dxa"/>
+              <w:bottom w:w="80" w:type="dxa"/>
+              <w:end w:w="95" w:type="dxa"/>
             </w:tcMar>
-            <w:shd w:fill="D9EAF7"/>
+            <w:tcBorders>
+              <w:top w:val="single" w:sz="4" w:color="B7BCC2"/>
+              <w:left w:val="single" w:sz="4" w:color="B7BCC2"/>
+              <w:bottom w:val="single" w:sz="4" w:color="B7BCC2"/>
+              <w:right w:val="single" w:sz="4" w:color="B7BCC2"/>
+            </w:tcBorders>
           </w:tcPr>
           <w:p>
             <w:pPr>
-              <w:spacing w:after="0" w:before="0" w:line="240" w:lineRule="auto"/>
+              <w:spacing w:before="0" w:after="0" w:line="245" w:lineRule="auto"/>
             </w:pPr>
             <w:r/>
             <w:r>
               <w:rPr>
-                <w:rFonts w:ascii="Arial" w:hAnsi="Arial" w:eastAsia="Arial"/>
+                <w:rFonts w:ascii="Arial" w:hAnsi="Arial" w:eastAsia="Arial" w:cs="Arial"/>
                 <w:b/>
+                <w:color w:val="25282B"/>
                 <w:sz w:val="17"/>
               </w:rPr>
               <w:t>Ön Değerlendirme Süreci</w:t>
@@ -1287,23 +1982,32 @@
         </w:tc>
         <w:tc>
           <w:tcPr>
-            <w:tcW w:type="dxa" w:w="8561"/>
-            <w:vAlign w:val="center"/>
+            <w:tcW w:type="dxa" w:w="7767"/>
+            <w:vAlign w:val="top"/>
+            <w:shd w:fill="FFFFFF"/>
             <w:tcMar>
-              <w:top w:w="55" w:type="dxa"/>
-              <w:start w:w="70" w:type="dxa"/>
-              <w:bottom w:w="55" w:type="dxa"/>
-              <w:end w:w="70" w:type="dxa"/>
+              <w:top w:w="80" w:type="dxa"/>
+              <w:start w:w="95" w:type="dxa"/>
+              <w:bottom w:w="80" w:type="dxa"/>
+              <w:end w:w="95" w:type="dxa"/>
             </w:tcMar>
+            <w:tcBorders>
+              <w:top w:val="single" w:sz="4" w:color="B7BCC2"/>
+              <w:left w:val="single" w:sz="4" w:color="B7BCC2"/>
+              <w:bottom w:val="single" w:sz="4" w:color="B7BCC2"/>
+              <w:right w:val="single" w:sz="4" w:color="B7BCC2"/>
+            </w:tcBorders>
           </w:tcPr>
           <w:p>
             <w:pPr>
-              <w:spacing w:after="0" w:before="0" w:line="240" w:lineRule="auto"/>
+              <w:spacing w:before="0" w:after="0" w:line="245" w:lineRule="auto"/>
             </w:pPr>
+            <w:r/>
             <w:r>
               <w:rPr>
-                <w:rFonts w:ascii="Arial" w:hAnsi="Arial" w:eastAsia="Arial"/>
+                <w:rFonts w:ascii="Arial" w:hAnsi="Arial" w:eastAsia="Arial" w:cs="Arial"/>
                 <w:b w:val="0"/>
+                <w:color w:val="25282B"/>
                 <w:sz w:val="17"/>
               </w:rPr>
               <w:t>Derse “Bir teknoloji aynı anda hem yararlı hem riskli olabilir mi?” sorusuyla başlanır. Öğrencilerden telefon, tablet, bilgisayar veya sosyal medya için bir yarar ve bir risk örneği vermeleri istenir; cevaplar tahtada iki sütunda toplanır. “Risk hangi kullanım biçiminde ortaya çıkıyor?” sorusuyla ekran süresi, bağımlılık, uyku, dikkat, göz yorgunluğu ve ergonomiye ilişkin ön bilgiler ile kavram yanılgıları gözlenir.</w:t>
@@ -1317,25 +2021,32 @@
         </w:trPr>
         <w:tc>
           <w:tcPr>
-            <w:tcW w:type="dxa" w:w="2438"/>
-            <w:vAlign w:val="center"/>
+            <w:tcW w:type="dxa" w:w="2466"/>
+            <w:vAlign w:val="top"/>
+            <w:shd w:fill="F1F2F3"/>
             <w:tcMar>
-              <w:top w:w="55" w:type="dxa"/>
-              <w:start w:w="70" w:type="dxa"/>
-              <w:bottom w:w="55" w:type="dxa"/>
-              <w:end w:w="70" w:type="dxa"/>
+              <w:top w:w="80" w:type="dxa"/>
+              <w:start w:w="95" w:type="dxa"/>
+              <w:bottom w:w="80" w:type="dxa"/>
+              <w:end w:w="95" w:type="dxa"/>
             </w:tcMar>
-            <w:shd w:fill="D9EAF7"/>
+            <w:tcBorders>
+              <w:top w:val="single" w:sz="4" w:color="B7BCC2"/>
+              <w:left w:val="single" w:sz="4" w:color="B7BCC2"/>
+              <w:bottom w:val="single" w:sz="4" w:color="B7BCC2"/>
+              <w:right w:val="single" w:sz="4" w:color="B7BCC2"/>
+            </w:tcBorders>
           </w:tcPr>
           <w:p>
             <w:pPr>
-              <w:spacing w:after="0" w:before="0" w:line="240" w:lineRule="auto"/>
+              <w:spacing w:before="0" w:after="0" w:line="245" w:lineRule="auto"/>
             </w:pPr>
             <w:r/>
             <w:r>
               <w:rPr>
-                <w:rFonts w:ascii="Arial" w:hAnsi="Arial" w:eastAsia="Arial"/>
+                <w:rFonts w:ascii="Arial" w:hAnsi="Arial" w:eastAsia="Arial" w:cs="Arial"/>
                 <w:b/>
+                <w:color w:val="25282B"/>
                 <w:sz w:val="17"/>
               </w:rPr>
               <w:t>Köprü Kurma</w:t>
@@ -1344,23 +2055,32 @@
         </w:tc>
         <w:tc>
           <w:tcPr>
-            <w:tcW w:type="dxa" w:w="8561"/>
-            <w:vAlign w:val="center"/>
+            <w:tcW w:type="dxa" w:w="7767"/>
+            <w:vAlign w:val="top"/>
+            <w:shd w:fill="FFFFFF"/>
             <w:tcMar>
-              <w:top w:w="55" w:type="dxa"/>
-              <w:start w:w="70" w:type="dxa"/>
-              <w:bottom w:w="55" w:type="dxa"/>
-              <w:end w:w="70" w:type="dxa"/>
+              <w:top w:w="80" w:type="dxa"/>
+              <w:start w:w="95" w:type="dxa"/>
+              <w:bottom w:w="80" w:type="dxa"/>
+              <w:end w:w="95" w:type="dxa"/>
             </w:tcMar>
+            <w:tcBorders>
+              <w:top w:val="single" w:sz="4" w:color="B7BCC2"/>
+              <w:left w:val="single" w:sz="4" w:color="B7BCC2"/>
+              <w:bottom w:val="single" w:sz="4" w:color="B7BCC2"/>
+              <w:right w:val="single" w:sz="4" w:color="B7BCC2"/>
+            </w:tcBorders>
           </w:tcPr>
           <w:p>
             <w:pPr>
-              <w:spacing w:after="0" w:before="0" w:line="240" w:lineRule="auto"/>
+              <w:spacing w:before="0" w:after="0" w:line="245" w:lineRule="auto"/>
             </w:pPr>
+            <w:r/>
             <w:r>
               <w:rPr>
-                <w:rFonts w:ascii="Arial" w:hAnsi="Arial" w:eastAsia="Arial"/>
+                <w:rFonts w:ascii="Arial" w:hAnsi="Arial" w:eastAsia="Arial" w:cs="Arial"/>
                 <w:b w:val="0"/>
+                <w:color w:val="25282B"/>
                 <w:sz w:val="17"/>
               </w:rPr>
               <w:t>Geçen haftaki “bilişim teknolojilerini kullanım alanlarına göre sınıflandırma” bilgisi hatırlatılır. Aynı aracın eğitim, iletişim veya eğlencede yararlı olabildiği; ancak kullanım süresi ve biçimi değiştiğinde risk oluşturabileceği örneklerle tartışılır. Böylece öğrencinin günlük deneyimleri; dijital denge, ergonomi, fiziksel güvenlik ve beden-ruh sağlığı kavramlarına bağlanır.</w:t>
@@ -1374,25 +2094,32 @@
         </w:trPr>
         <w:tc>
           <w:tcPr>
-            <w:tcW w:type="dxa" w:w="2438"/>
-            <w:vAlign w:val="center"/>
+            <w:tcW w:type="dxa" w:w="2466"/>
+            <w:vAlign w:val="top"/>
+            <w:shd w:fill="F1F2F3"/>
             <w:tcMar>
-              <w:top w:w="55" w:type="dxa"/>
-              <w:start w:w="70" w:type="dxa"/>
-              <w:bottom w:w="55" w:type="dxa"/>
-              <w:end w:w="70" w:type="dxa"/>
+              <w:top w:w="80" w:type="dxa"/>
+              <w:start w:w="95" w:type="dxa"/>
+              <w:bottom w:w="80" w:type="dxa"/>
+              <w:end w:w="95" w:type="dxa"/>
             </w:tcMar>
-            <w:shd w:fill="D9EAF7"/>
+            <w:tcBorders>
+              <w:top w:val="single" w:sz="4" w:color="B7BCC2"/>
+              <w:left w:val="single" w:sz="4" w:color="B7BCC2"/>
+              <w:bottom w:val="single" w:sz="4" w:color="B7BCC2"/>
+              <w:right w:val="single" w:sz="4" w:color="B7BCC2"/>
+            </w:tcBorders>
           </w:tcPr>
           <w:p>
             <w:pPr>
-              <w:spacing w:after="0" w:before="0" w:line="240" w:lineRule="auto"/>
+              <w:spacing w:before="0" w:after="0" w:line="245" w:lineRule="auto"/>
             </w:pPr>
             <w:r/>
             <w:r>
               <w:rPr>
-                <w:rFonts w:ascii="Arial" w:hAnsi="Arial" w:eastAsia="Arial"/>
+                <w:rFonts w:ascii="Arial" w:hAnsi="Arial" w:eastAsia="Arial" w:cs="Arial"/>
                 <w:b/>
+                <w:color w:val="25282B"/>
                 <w:sz w:val="17"/>
               </w:rPr>
               <w:t>Öğrenme-Öğretme Uygulamaları</w:t>
@@ -1401,24 +2128,32 @@
         </w:tc>
         <w:tc>
           <w:tcPr>
-            <w:tcW w:type="dxa" w:w="8561"/>
-            <w:vAlign w:val="center"/>
+            <w:tcW w:type="dxa" w:w="7767"/>
+            <w:vAlign w:val="top"/>
+            <w:shd w:fill="FFFFFF"/>
             <w:tcMar>
-              <w:top w:w="55" w:type="dxa"/>
-              <w:start w:w="70" w:type="dxa"/>
-              <w:bottom w:w="55" w:type="dxa"/>
-              <w:end w:w="70" w:type="dxa"/>
+              <w:top w:w="80" w:type="dxa"/>
+              <w:start w:w="95" w:type="dxa"/>
+              <w:bottom w:w="80" w:type="dxa"/>
+              <w:end w:w="95" w:type="dxa"/>
             </w:tcMar>
+            <w:tcBorders>
+              <w:top w:val="single" w:sz="4" w:color="B7BCC2"/>
+              <w:left w:val="single" w:sz="4" w:color="B7BCC2"/>
+              <w:bottom w:val="single" w:sz="4" w:color="B7BCC2"/>
+              <w:right w:val="single" w:sz="4" w:color="B7BCC2"/>
+            </w:tcBorders>
           </w:tcPr>
           <w:p>
             <w:pPr>
-              <w:spacing w:before="0" w:after="20" w:line="240" w:lineRule="auto"/>
+              <w:spacing w:before="0" w:after="22" w:line="245" w:lineRule="auto"/>
             </w:pPr>
+            <w:r/>
             <w:r>
               <w:rPr>
-                <w:rFonts w:ascii="Arial" w:hAnsi="Arial" w:eastAsia="Arial"/>
+                <w:rFonts w:ascii="Arial" w:hAnsi="Arial" w:eastAsia="Arial" w:cs="Arial"/>
                 <w:b/>
-                <w:color w:val="1F4E78"/>
+                <w:color w:val="25282B"/>
                 <w:sz w:val="16"/>
               </w:rPr>
               <w:t>1. DERS SAATİ (40 dk)</w:t>
@@ -1426,12 +2161,13 @@
           </w:p>
           <w:p>
             <w:pPr>
-              <w:spacing w:before="0" w:after="0" w:line="240" w:lineRule="auto"/>
+              <w:spacing w:before="0" w:after="22" w:line="245" w:lineRule="auto"/>
             </w:pPr>
             <w:r>
               <w:rPr>
-                <w:rFonts w:ascii="Arial" w:hAnsi="Arial" w:eastAsia="Arial"/>
+                <w:rFonts w:ascii="Arial" w:hAnsi="Arial" w:eastAsia="Arial" w:cs="Arial"/>
                 <w:b w:val="0"/>
+                <w:color w:val="25282B"/>
                 <w:sz w:val="16"/>
               </w:rPr>
               <w:t>0–5 dk | Dilemma ile giriş: “Bir teknoloji hem yararlı hem zararlı olabilir mi?” sorusu yöneltilir. Telefon, tablet, sosyal medya ve bulut hizmetlerinden örnekler alınır; cevaplar “yarar / risk” tablosuna yazılır.</w:t>
@@ -1439,12 +2175,13 @@
           </w:p>
           <w:p>
             <w:pPr>
-              <w:spacing w:before="0" w:after="0" w:line="240" w:lineRule="auto"/>
+              <w:spacing w:before="0" w:after="22" w:line="245" w:lineRule="auto"/>
             </w:pPr>
             <w:r>
               <w:rPr>
-                <w:rFonts w:ascii="Arial" w:hAnsi="Arial" w:eastAsia="Arial"/>
+                <w:rFonts w:ascii="Arial" w:hAnsi="Arial" w:eastAsia="Arial" w:cs="Arial"/>
                 <w:b w:val="0"/>
+                <w:color w:val="25282B"/>
                 <w:sz w:val="16"/>
               </w:rPr>
               <w:t>5–15 dk | Bireysel çözümleme: Her öğrenci bir teknoloji seçerek iki olumlu yönünü ve yanlış/aşırı kullanımda oluşabilecek iki riski yazar. Hızlı iletişim ve bilgiye erişim; gizlilik, aşırı ekran süresi, oyun/teknoloji bağımlılığı gibi örnekler kullanım biçimiyle ilişkilendirilir.</w:t>
@@ -1452,12 +2189,13 @@
           </w:p>
           <w:p>
             <w:pPr>
-              <w:spacing w:before="0" w:after="0" w:line="240" w:lineRule="auto"/>
+              <w:spacing w:before="0" w:after="22" w:line="245" w:lineRule="auto"/>
             </w:pPr>
             <w:r>
               <w:rPr>
-                <w:rFonts w:ascii="Arial" w:hAnsi="Arial" w:eastAsia="Arial"/>
+                <w:rFonts w:ascii="Arial" w:hAnsi="Arial" w:eastAsia="Arial" w:cs="Arial"/>
                 <w:b w:val="0"/>
+                <w:color w:val="25282B"/>
                 <w:sz w:val="16"/>
               </w:rPr>
               <w:t>15–28 dk | Grup tartışması: Öğrenciler listelerini karşılaştırır ve bir risk için “davranış → kısa/uzun vadeli sonuç → alınabilecek önlem” zinciri kurar. Görüşlerini gerekçelendirmeleri, farklı düşünceleri saygıyla dinlemeleri ve neden-sonuç ilişkisi kurmaları beklenir.</w:t>
@@ -1465,12 +2203,13 @@
           </w:p>
           <w:p>
             <w:pPr>
-              <w:spacing w:before="0" w:after="0" w:line="240" w:lineRule="auto"/>
+              <w:spacing w:before="0" w:after="22" w:line="245" w:lineRule="auto"/>
             </w:pPr>
             <w:r>
               <w:rPr>
-                <w:rFonts w:ascii="Arial" w:hAnsi="Arial" w:eastAsia="Arial"/>
+                <w:rFonts w:ascii="Arial" w:hAnsi="Arial" w:eastAsia="Arial" w:cs="Arial"/>
                 <w:b w:val="0"/>
+                <w:color w:val="25282B"/>
                 <w:sz w:val="16"/>
               </w:rPr>
               <w:t>28–40 dk | Kontrollü kullanım: Eğitim, iletişim, eğlence ve sosyal medya örnekleri üzerinden “hangi amaçla, ne kadar süreyle, hangi koşulda?” soruları tartışılır. Ekran süresinin yalnızca sayı olmadığı; uyku, dikkat ve günlük sorumluluklarla birlikte dengelenmesi gerektiği vurgulanır.</w:t>
@@ -1478,13 +2217,13 @@
           </w:p>
           <w:p>
             <w:pPr>
-              <w:spacing w:before="0" w:after="20" w:line="240" w:lineRule="auto"/>
+              <w:spacing w:before="0" w:after="22" w:line="245" w:lineRule="auto"/>
             </w:pPr>
             <w:r>
               <w:rPr>
-                <w:rFonts w:ascii="Arial" w:hAnsi="Arial" w:eastAsia="Arial"/>
+                <w:rFonts w:ascii="Arial" w:hAnsi="Arial" w:eastAsia="Arial" w:cs="Arial"/>
                 <w:b/>
-                <w:color w:val="1F4E78"/>
+                <w:color w:val="25282B"/>
                 <w:sz w:val="16"/>
               </w:rPr>
               <w:t>2. DERS SAATİ (40 dk)</w:t>
@@ -1492,12 +2231,13 @@
           </w:p>
           <w:p>
             <w:pPr>
-              <w:spacing w:before="0" w:after="0" w:line="240" w:lineRule="auto"/>
+              <w:spacing w:before="0" w:after="22" w:line="245" w:lineRule="auto"/>
             </w:pPr>
             <w:r>
               <w:rPr>
-                <w:rFonts w:ascii="Arial" w:hAnsi="Arial" w:eastAsia="Arial"/>
+                <w:rFonts w:ascii="Arial" w:hAnsi="Arial" w:eastAsia="Arial" w:cs="Arial"/>
                 <w:b w:val="0"/>
+                <w:color w:val="25282B"/>
                 <w:sz w:val="16"/>
               </w:rPr>
               <w:t>0–10 dk | Ergonomi ve fiziksel güvenlik: Doğru oturuş, ekranın uygun konumu, çalışma ortamı, kablo/elektrik güvenliği ve düzenli ara verme davranışları afiş/video üzerinden incelenir. Ergonominin yalnızca rahatlık değil, sağlıklı ve güvenli kullanım olduğu açıklanır.</w:t>
@@ -1505,12 +2245,13 @@
           </w:p>
           <w:p>
             <w:pPr>
-              <w:spacing w:before="0" w:after="0" w:line="240" w:lineRule="auto"/>
+              <w:spacing w:before="0" w:after="22" w:line="245" w:lineRule="auto"/>
             </w:pPr>
             <w:r>
               <w:rPr>
-                <w:rFonts w:ascii="Arial" w:hAnsi="Arial" w:eastAsia="Arial"/>
+                <w:rFonts w:ascii="Arial" w:hAnsi="Arial" w:eastAsia="Arial" w:cs="Arial"/>
                 <w:b w:val="0"/>
+                <w:color w:val="25282B"/>
                 <w:sz w:val="16"/>
               </w:rPr>
               <w:t>10–25 dk | “Hatayı bul” etkinliği: Yanlış oturuş, ekrana çok yakından bakma, uzun süre kesintisiz kullanım ve tehlikeli kablo düzeni içeren görseller incelenir. Öğrenciler her örnekte hatayı, olası kısa/uzun vadeli sonucu ve doğru davranışı belirler; göz yorgunluğu, bel-boyun rahatsızlığı, uyku ve odaklanma sorunlarıyla ilişki kurar.</w:t>
@@ -1518,12 +2259,13 @@
           </w:p>
           <w:p>
             <w:pPr>
-              <w:spacing w:before="0" w:after="0" w:line="240" w:lineRule="auto"/>
+              <w:spacing w:before="0" w:after="22" w:line="245" w:lineRule="auto"/>
             </w:pPr>
             <w:r>
               <w:rPr>
-                <w:rFonts w:ascii="Arial" w:hAnsi="Arial" w:eastAsia="Arial"/>
+                <w:rFonts w:ascii="Arial" w:hAnsi="Arial" w:eastAsia="Arial" w:cs="Arial"/>
                 <w:b w:val="0"/>
+                <w:color w:val="25282B"/>
                 <w:sz w:val="16"/>
               </w:rPr>
               <w:t>25–35 dk | Önlemleri sınıflandırma: Önlem kartları “ergonomi”, “fiziksel güvenlik” ve “dengeli kullanım” başlıklarına yerleştirilir. Aynı önlemin telefon, tablet ve bilgisayarda nasıl değişebileceği tartışılır.</w:t>
@@ -1531,12 +2273,13 @@
           </w:p>
           <w:p>
             <w:pPr>
-              <w:spacing w:before="0" w:after="0" w:line="240" w:lineRule="auto"/>
+              <w:spacing w:before="0" w:after="22" w:line="245" w:lineRule="auto"/>
             </w:pPr>
             <w:r>
               <w:rPr>
-                <w:rFonts w:ascii="Arial" w:hAnsi="Arial" w:eastAsia="Arial"/>
+                <w:rFonts w:ascii="Arial" w:hAnsi="Arial" w:eastAsia="Arial" w:cs="Arial"/>
                 <w:b w:val="0"/>
+                <w:color w:val="25282B"/>
                 <w:sz w:val="16"/>
               </w:rPr>
               <w:t>35–40 dk | Öz değerlendirme: Öğrenci bir olumlu etki, bir risk, bir güvenlik/ergonomi önlemi yazar ve “Teknolojiyi daha sağlıklı kullanmak için değiştirebileceğim bir davranış…” cümlesini tamamlar. Öğretmen, 3. haftanın ilk saatinde pekiştirilecek noktaları belirler.</w:t>
@@ -1550,25 +2293,32 @@
         </w:trPr>
         <w:tc>
           <w:tcPr>
-            <w:tcW w:type="dxa" w:w="2438"/>
-            <w:vAlign w:val="center"/>
+            <w:tcW w:type="dxa" w:w="2466"/>
+            <w:vAlign w:val="top"/>
+            <w:shd w:fill="F1F2F3"/>
             <w:tcMar>
-              <w:top w:w="55" w:type="dxa"/>
-              <w:start w:w="70" w:type="dxa"/>
-              <w:bottom w:w="55" w:type="dxa"/>
-              <w:end w:w="70" w:type="dxa"/>
+              <w:top w:w="80" w:type="dxa"/>
+              <w:start w:w="95" w:type="dxa"/>
+              <w:bottom w:w="80" w:type="dxa"/>
+              <w:end w:w="95" w:type="dxa"/>
             </w:tcMar>
-            <w:shd w:fill="D9EAF7"/>
+            <w:tcBorders>
+              <w:top w:val="single" w:sz="4" w:color="B7BCC2"/>
+              <w:left w:val="single" w:sz="4" w:color="B7BCC2"/>
+              <w:bottom w:val="single" w:sz="4" w:color="B7BCC2"/>
+              <w:right w:val="single" w:sz="4" w:color="B7BCC2"/>
+            </w:tcBorders>
           </w:tcPr>
           <w:p>
             <w:pPr>
-              <w:spacing w:after="0" w:before="0" w:line="240" w:lineRule="auto"/>
+              <w:spacing w:before="0" w:after="0" w:line="245" w:lineRule="auto"/>
             </w:pPr>
             <w:r/>
             <w:r>
               <w:rPr>
-                <w:rFonts w:ascii="Arial" w:hAnsi="Arial" w:eastAsia="Arial"/>
+                <w:rFonts w:ascii="Arial" w:hAnsi="Arial" w:eastAsia="Arial" w:cs="Arial"/>
                 <w:b/>
+                <w:color w:val="25282B"/>
                 <w:sz w:val="17"/>
               </w:rPr>
               <w:t>Farklılaştırma – Destekleme</w:t>
@@ -1577,23 +2327,32 @@
         </w:tc>
         <w:tc>
           <w:tcPr>
-            <w:tcW w:type="dxa" w:w="8561"/>
-            <w:vAlign w:val="center"/>
+            <w:tcW w:type="dxa" w:w="7767"/>
+            <w:vAlign w:val="top"/>
+            <w:shd w:fill="FFFFFF"/>
             <w:tcMar>
-              <w:top w:w="55" w:type="dxa"/>
-              <w:start w:w="70" w:type="dxa"/>
-              <w:bottom w:w="55" w:type="dxa"/>
-              <w:end w:w="70" w:type="dxa"/>
+              <w:top w:w="80" w:type="dxa"/>
+              <w:start w:w="95" w:type="dxa"/>
+              <w:bottom w:w="80" w:type="dxa"/>
+              <w:end w:w="95" w:type="dxa"/>
             </w:tcMar>
+            <w:tcBorders>
+              <w:top w:val="single" w:sz="4" w:color="B7BCC2"/>
+              <w:left w:val="single" w:sz="4" w:color="B7BCC2"/>
+              <w:bottom w:val="single" w:sz="4" w:color="B7BCC2"/>
+              <w:right w:val="single" w:sz="4" w:color="B7BCC2"/>
+            </w:tcBorders>
           </w:tcPr>
           <w:p>
             <w:pPr>
-              <w:spacing w:after="0" w:before="0" w:line="240" w:lineRule="auto"/>
+              <w:spacing w:before="0" w:after="0" w:line="245" w:lineRule="auto"/>
             </w:pPr>
+            <w:r/>
             <w:r>
               <w:rPr>
-                <w:rFonts w:ascii="Arial" w:hAnsi="Arial" w:eastAsia="Arial"/>
+                <w:rFonts w:ascii="Arial" w:hAnsi="Arial" w:eastAsia="Arial" w:cs="Arial"/>
                 <w:b w:val="0"/>
+                <w:color w:val="25282B"/>
                 <w:sz w:val="17"/>
               </w:rPr>
               <w:t>Çözümlemede zorlanan öğrencilere “yarar / risk / doğru kullanım” başlıklı görsel çalışma kâğıdı verilebilir. Ergonomi ve güvenlikte doğru-yanlış eşleştirme; neden-sonuç kurmada “Bu davranış … yol açabilir; bunun yerine … yapılmalıdır.” cümle başlangıçları kullanılabilir. Daha az seçenekli kartlar, akran desteği ve öğretmenin yönlendirici soruları ile süreç desteklenir.</w:t>
@@ -1607,25 +2366,32 @@
         </w:trPr>
         <w:tc>
           <w:tcPr>
-            <w:tcW w:type="dxa" w:w="2438"/>
-            <w:vAlign w:val="center"/>
+            <w:tcW w:type="dxa" w:w="2466"/>
+            <w:vAlign w:val="top"/>
+            <w:shd w:fill="F1F2F3"/>
             <w:tcMar>
-              <w:top w:w="55" w:type="dxa"/>
-              <w:start w:w="70" w:type="dxa"/>
-              <w:bottom w:w="55" w:type="dxa"/>
-              <w:end w:w="70" w:type="dxa"/>
+              <w:top w:w="80" w:type="dxa"/>
+              <w:start w:w="95" w:type="dxa"/>
+              <w:bottom w:w="80" w:type="dxa"/>
+              <w:end w:w="95" w:type="dxa"/>
             </w:tcMar>
-            <w:shd w:fill="D9EAF7"/>
+            <w:tcBorders>
+              <w:top w:val="single" w:sz="4" w:color="B7BCC2"/>
+              <w:left w:val="single" w:sz="4" w:color="B7BCC2"/>
+              <w:bottom w:val="single" w:sz="4" w:color="B7BCC2"/>
+              <w:right w:val="single" w:sz="4" w:color="B7BCC2"/>
+            </w:tcBorders>
           </w:tcPr>
           <w:p>
             <w:pPr>
-              <w:spacing w:after="0" w:before="0" w:line="240" w:lineRule="auto"/>
+              <w:spacing w:before="0" w:after="0" w:line="245" w:lineRule="auto"/>
             </w:pPr>
             <w:r/>
             <w:r>
               <w:rPr>
-                <w:rFonts w:ascii="Arial" w:hAnsi="Arial" w:eastAsia="Arial"/>
+                <w:rFonts w:ascii="Arial" w:hAnsi="Arial" w:eastAsia="Arial" w:cs="Arial"/>
                 <w:b/>
+                <w:color w:val="25282B"/>
                 <w:sz w:val="17"/>
               </w:rPr>
               <w:t>Farklılaştırma – Zenginleştirme</w:t>
@@ -1634,23 +2400,32 @@
         </w:tc>
         <w:tc>
           <w:tcPr>
-            <w:tcW w:type="dxa" w:w="8561"/>
-            <w:vAlign w:val="center"/>
+            <w:tcW w:type="dxa" w:w="7767"/>
+            <w:vAlign w:val="top"/>
+            <w:shd w:fill="FFFFFF"/>
             <w:tcMar>
-              <w:top w:w="55" w:type="dxa"/>
-              <w:start w:w="70" w:type="dxa"/>
-              <w:bottom w:w="55" w:type="dxa"/>
-              <w:end w:w="70" w:type="dxa"/>
+              <w:top w:w="80" w:type="dxa"/>
+              <w:start w:w="95" w:type="dxa"/>
+              <w:bottom w:w="80" w:type="dxa"/>
+              <w:end w:w="95" w:type="dxa"/>
             </w:tcMar>
+            <w:tcBorders>
+              <w:top w:val="single" w:sz="4" w:color="B7BCC2"/>
+              <w:left w:val="single" w:sz="4" w:color="B7BCC2"/>
+              <w:bottom w:val="single" w:sz="4" w:color="B7BCC2"/>
+              <w:right w:val="single" w:sz="4" w:color="B7BCC2"/>
+            </w:tcBorders>
           </w:tcPr>
           <w:p>
             <w:pPr>
-              <w:spacing w:after="0" w:before="0" w:line="240" w:lineRule="auto"/>
+              <w:spacing w:before="0" w:after="0" w:line="245" w:lineRule="auto"/>
             </w:pPr>
+            <w:r/>
             <w:r>
               <w:rPr>
-                <w:rFonts w:ascii="Arial" w:hAnsi="Arial" w:eastAsia="Arial"/>
+                <w:rFonts w:ascii="Arial" w:hAnsi="Arial" w:eastAsia="Arial" w:cs="Arial"/>
                 <w:b w:val="0"/>
+                <w:color w:val="25282B"/>
                 <w:sz w:val="17"/>
               </w:rPr>
               <w:t>İleri düzeyde çalışabilecek öğrencilerden seçtikleri bir teknoloji için yarar-risk dengesini, beden/ruh sağlığı etkilerini ve ergonomi-güvenlik önlemlerini içeren kısa bir “dijital denge rehberi” hazırlamaları istenebilir. İsteğe bağlı olarak bir günlük kullanım günlüğünü kişisel veri paylaşmadan değerlendirip bir iyileştirme önerisi geliştirebilirler.</w:t>
@@ -1661,14 +2436,10 @@
     </w:tbl>
     <w:p>
       <w:pPr>
-        <w:pStyle w:val="SectionHead"/>
-        <w:jc w:val="left"/>
+        <w:widowControl/>
       </w:pPr>
       <w:r>
-        <w:rPr>
-          <w:color w:val="1F4E78"/>
-        </w:rPr>
-        <w:t>IV. BÖLÜM: ÖLÇME VE DEĞERLENDİRME / ÖĞRENME KANITLARI</w:t>
+        <w:br w:type="page"/>
       </w:r>
     </w:p>
     <w:tbl>
@@ -1677,41 +2448,83 @@
         <w:jc w:val="center"/>
         <w:tblLayout w:type="fixed"/>
         <w:tblLook w:firstColumn="1" w:firstRow="1" w:lastColumn="0" w:lastRow="0" w:noHBand="0" w:noVBand="1" w:val="04A0"/>
-        <w:tblBorders>
-          <w:top w:val="single" w:sz="5" w:color="7F8C8D"/>
-          <w:left w:val="single" w:sz="5" w:color="7F8C8D"/>
-          <w:bottom w:val="single" w:sz="5" w:color="7F8C8D"/>
-          <w:right w:val="single" w:sz="5" w:color="7F8C8D"/>
-          <w:insideH w:val="single" w:sz="5" w:color="7F8C8D"/>
-          <w:insideV w:val="single" w:sz="5" w:color="7F8C8D"/>
-        </w:tblBorders>
       </w:tblPr>
       <w:tblGrid>
-        <w:gridCol w:w="10546"/>
+        <w:gridCol w:w="10234"/>
       </w:tblGrid>
       <w:tr>
-        <w:trPr>
-          <w:cantSplit/>
-        </w:trPr>
         <w:tc>
           <w:tcPr>
-            <w:tcW w:type="dxa" w:w="10998"/>
-            <w:vAlign w:val="center"/>
+            <w:tcW w:type="dxa" w:w="10234"/>
+            <w:shd w:fill="D9D9D9"/>
             <w:tcMar>
-              <w:top w:w="55" w:type="dxa"/>
-              <w:start w:w="70" w:type="dxa"/>
-              <w:bottom w:w="55" w:type="dxa"/>
-              <w:end w:w="70" w:type="dxa"/>
+              <w:top w:w="65" w:type="dxa"/>
+              <w:start w:w="100" w:type="dxa"/>
+              <w:bottom w:w="65" w:type="dxa"/>
+              <w:end w:w="100" w:type="dxa"/>
             </w:tcMar>
+            <w:tcBorders>
+              <w:top w:val="single" w:sz="5" w:color="8F949A"/>
+              <w:left w:val="single" w:sz="5" w:color="8F949A"/>
+              <w:bottom w:val="single" w:sz="5" w:color="8F949A"/>
+              <w:right w:val="single" w:sz="5" w:color="8F949A"/>
+            </w:tcBorders>
           </w:tcPr>
           <w:p>
             <w:pPr>
-              <w:spacing w:after="0" w:before="0" w:line="240" w:lineRule="auto"/>
+              <w:spacing w:after="0"/>
             </w:pPr>
             <w:r>
               <w:rPr>
-                <w:rFonts w:ascii="Arial" w:hAnsi="Arial" w:eastAsia="Arial"/>
+                <w:rFonts w:ascii="Arial" w:hAnsi="Arial" w:eastAsia="Arial" w:cs="Arial"/>
+                <w:b/>
+                <w:color w:val="25282B"/>
+                <w:sz w:val="18"/>
+              </w:rPr>
+              <w:t>IV. BÖLÜM: ÖLÇME VE DEĞERLENDİRME / ÖĞRENME KANITLARI</w:t>
+            </w:r>
+          </w:p>
+        </w:tc>
+      </w:tr>
+    </w:tbl>
+    <w:tbl>
+      <w:tblPr>
+        <w:tblW w:type="auto" w:w="0"/>
+        <w:jc w:val="center"/>
+        <w:tblLayout w:type="fixed"/>
+        <w:tblLook w:firstColumn="1" w:firstRow="1" w:lastColumn="0" w:lastRow="0" w:noHBand="0" w:noVBand="1" w:val="04A0"/>
+      </w:tblPr>
+      <w:tblGrid>
+        <w:gridCol w:w="10234"/>
+      </w:tblGrid>
+      <w:tr>
+        <w:tc>
+          <w:tcPr>
+            <w:tcW w:type="dxa" w:w="10234"/>
+            <w:shd w:fill="FFFFFF"/>
+            <w:tcMar>
+              <w:top w:w="90" w:type="dxa"/>
+              <w:start w:w="105" w:type="dxa"/>
+              <w:bottom w:w="90" w:type="dxa"/>
+              <w:end w:w="105" w:type="dxa"/>
+            </w:tcMar>
+            <w:tcBorders>
+              <w:top w:val="single" w:sz="4" w:color="B7BCC2"/>
+              <w:left w:val="single" w:sz="4" w:color="B7BCC2"/>
+              <w:bottom w:val="single" w:sz="4" w:color="B7BCC2"/>
+              <w:right w:val="single" w:sz="4" w:color="B7BCC2"/>
+            </w:tcBorders>
+          </w:tcPr>
+          <w:p>
+            <w:pPr>
+              <w:spacing w:before="0" w:after="0" w:line="245" w:lineRule="auto"/>
+            </w:pPr>
+            <w:r/>
+            <w:r>
+              <w:rPr>
+                <w:rFonts w:ascii="Arial" w:hAnsi="Arial" w:eastAsia="Arial" w:cs="Arial"/>
                 <w:b w:val="0"/>
+                <w:color w:val="25282B"/>
                 <w:sz w:val="17"/>
               </w:rPr>
               <w:t>Ön değerlendirme: “Yarar / risk” tablosu ve giriş sorularıyla mevcut bilgiler gözlenir. Süreç değerlendirme: Bireysel çözümlemede olumlu-olumsuz yönleri ayırt etme; grup tartışmasında neden-sonuç kurma ve gerekçe sunma; “hatayı bul” etkinliğinde sağlık/güvenlik riskini belirleme ve uygun önlem önerme kısa gözlem formuyla izlenir. Öğrenme kanıtı: Yarar-risk çözümlemesi BTY.5.1.2/a, önlem sınıflandırması b, beden-ruh sağlığı açıklamaları c süreciyle ilişkilendirilir. Ders sonunda öz değerlendirme formu uygulanır; eksikler 3. haftanın ilk ders saatinde pekiştirilir.</w:t>
@@ -1722,15 +2535,9 @@
     </w:tbl>
     <w:p>
       <w:pPr>
-        <w:pStyle w:val="SectionHead"/>
-        <w:jc w:val="left"/>
+        <w:widowControl/>
+        <w:spacing w:after="0"/>
       </w:pPr>
-      <w:r>
-        <w:rPr>
-          <w:color w:val="1F4E78"/>
-        </w:rPr>
-        <w:t>V. BÖLÜM: DERSİN DİĞER DERSLERLE İLİŞKİSİ</w:t>
-      </w:r>
     </w:p>
     <w:tbl>
       <w:tblPr>
@@ -1738,42 +2545,83 @@
         <w:jc w:val="center"/>
         <w:tblLayout w:type="fixed"/>
         <w:tblLook w:firstColumn="1" w:firstRow="1" w:lastColumn="0" w:lastRow="0" w:noHBand="0" w:noVBand="1" w:val="04A0"/>
-        <w:tblBorders>
-          <w:top w:val="single" w:sz="5" w:color="7F8C8D"/>
-          <w:left w:val="single" w:sz="5" w:color="7F8C8D"/>
-          <w:bottom w:val="single" w:sz="5" w:color="7F8C8D"/>
-          <w:right w:val="single" w:sz="5" w:color="7F8C8D"/>
-          <w:insideH w:val="single" w:sz="5" w:color="7F8C8D"/>
-          <w:insideV w:val="single" w:sz="5" w:color="7F8C8D"/>
-        </w:tblBorders>
       </w:tblPr>
       <w:tblGrid>
-        <w:gridCol w:w="10546"/>
+        <w:gridCol w:w="10234"/>
       </w:tblGrid>
       <w:tr>
-        <w:trPr>
-          <w:cantSplit/>
-        </w:trPr>
         <w:tc>
           <w:tcPr>
-            <w:tcW w:type="dxa" w:w="10998"/>
-            <w:vAlign w:val="center"/>
+            <w:tcW w:type="dxa" w:w="10234"/>
+            <w:shd w:fill="D9D9D9"/>
             <w:tcMar>
-              <w:top w:w="55" w:type="dxa"/>
-              <w:start w:w="70" w:type="dxa"/>
-              <w:bottom w:w="55" w:type="dxa"/>
-              <w:end w:w="70" w:type="dxa"/>
+              <w:top w:w="65" w:type="dxa"/>
+              <w:start w:w="100" w:type="dxa"/>
+              <w:bottom w:w="65" w:type="dxa"/>
+              <w:end w:w="100" w:type="dxa"/>
             </w:tcMar>
+            <w:tcBorders>
+              <w:top w:val="single" w:sz="5" w:color="8F949A"/>
+              <w:left w:val="single" w:sz="5" w:color="8F949A"/>
+              <w:bottom w:val="single" w:sz="5" w:color="8F949A"/>
+              <w:right w:val="single" w:sz="5" w:color="8F949A"/>
+            </w:tcBorders>
           </w:tcPr>
           <w:p>
             <w:pPr>
-              <w:spacing w:after="0" w:before="0" w:line="240" w:lineRule="auto"/>
+              <w:spacing w:after="0"/>
+            </w:pPr>
+            <w:r>
+              <w:rPr>
+                <w:rFonts w:ascii="Arial" w:hAnsi="Arial" w:eastAsia="Arial" w:cs="Arial"/>
+                <w:b/>
+                <w:color w:val="25282B"/>
+                <w:sz w:val="18"/>
+              </w:rPr>
+              <w:t>V. BÖLÜM: DERSİN DİĞER DERSLERLE İLİŞKİSİ</w:t>
+            </w:r>
+          </w:p>
+        </w:tc>
+      </w:tr>
+    </w:tbl>
+    <w:tbl>
+      <w:tblPr>
+        <w:tblW w:type="auto" w:w="0"/>
+        <w:jc w:val="center"/>
+        <w:tblLayout w:type="fixed"/>
+        <w:tblLook w:firstColumn="1" w:firstRow="1" w:lastColumn="0" w:lastRow="0" w:noHBand="0" w:noVBand="1" w:val="04A0"/>
+      </w:tblPr>
+      <w:tblGrid>
+        <w:gridCol w:w="10234"/>
+      </w:tblGrid>
+      <w:tr>
+        <w:tc>
+          <w:tcPr>
+            <w:tcW w:type="dxa" w:w="10234"/>
+            <w:shd w:fill="FFFFFF"/>
+            <w:tcMar>
+              <w:top w:w="85" w:type="dxa"/>
+              <w:start w:w="105" w:type="dxa"/>
+              <w:bottom w:w="85" w:type="dxa"/>
+              <w:end w:w="105" w:type="dxa"/>
+            </w:tcMar>
+            <w:tcBorders>
+              <w:top w:val="single" w:sz="4" w:color="B7BCC2"/>
+              <w:left w:val="single" w:sz="4" w:color="B7BCC2"/>
+              <w:bottom w:val="single" w:sz="4" w:color="B7BCC2"/>
+              <w:right w:val="single" w:sz="4" w:color="B7BCC2"/>
+            </w:tcBorders>
+          </w:tcPr>
+          <w:p>
+            <w:pPr>
+              <w:spacing w:before="0" w:after="0" w:line="245" w:lineRule="auto"/>
             </w:pPr>
             <w:r/>
             <w:r>
               <w:rPr>
-                <w:rFonts w:ascii="Arial" w:hAnsi="Arial" w:eastAsia="Arial"/>
+                <w:rFonts w:ascii="Arial" w:hAnsi="Arial" w:eastAsia="Arial" w:cs="Arial"/>
                 <w:b w:val="0"/>
+                <w:color w:val="25282B"/>
                 <w:sz w:val="17"/>
               </w:rPr>
               <w:t>—  (TYMM 5. sınıf BTY 1. tema sayfasında bu tema için disiplinler arası ilişki ayrıca belirtilmemiştir.)</w:t>
@@ -1784,15 +2632,9 @@
     </w:tbl>
     <w:p>
       <w:pPr>
-        <w:pStyle w:val="SectionHead"/>
-        <w:jc w:val="left"/>
+        <w:widowControl/>
+        <w:spacing w:after="0"/>
       </w:pPr>
-      <w:r>
-        <w:rPr>
-          <w:color w:val="1F4E78"/>
-        </w:rPr>
-        <w:t>VI. BÖLÜM: PLANIN UYGULANMASIYLA İLGİLİ DİĞER AÇIKLAMALAR</w:t>
-      </w:r>
     </w:p>
     <w:tbl>
       <w:tblPr>
@@ -1800,18 +2642,55 @@
         <w:jc w:val="center"/>
         <w:tblLayout w:type="fixed"/>
         <w:tblLook w:firstColumn="1" w:firstRow="1" w:lastColumn="0" w:lastRow="0" w:noHBand="0" w:noVBand="1" w:val="04A0"/>
-        <w:tblBorders>
-          <w:top w:val="single" w:sz="5" w:color="7F8C8D"/>
-          <w:left w:val="single" w:sz="5" w:color="7F8C8D"/>
-          <w:bottom w:val="single" w:sz="5" w:color="7F8C8D"/>
-          <w:right w:val="single" w:sz="5" w:color="7F8C8D"/>
-          <w:insideH w:val="single" w:sz="5" w:color="7F8C8D"/>
-          <w:insideV w:val="single" w:sz="5" w:color="7F8C8D"/>
-        </w:tblBorders>
       </w:tblPr>
       <w:tblGrid>
-        <w:gridCol w:w="5273"/>
-        <w:gridCol w:w="5273"/>
+        <w:gridCol w:w="10234"/>
+      </w:tblGrid>
+      <w:tr>
+        <w:tc>
+          <w:tcPr>
+            <w:tcW w:type="dxa" w:w="10234"/>
+            <w:shd w:fill="D9D9D9"/>
+            <w:tcMar>
+              <w:top w:w="65" w:type="dxa"/>
+              <w:start w:w="100" w:type="dxa"/>
+              <w:bottom w:w="65" w:type="dxa"/>
+              <w:end w:w="100" w:type="dxa"/>
+            </w:tcMar>
+            <w:tcBorders>
+              <w:top w:val="single" w:sz="5" w:color="8F949A"/>
+              <w:left w:val="single" w:sz="5" w:color="8F949A"/>
+              <w:bottom w:val="single" w:sz="5" w:color="8F949A"/>
+              <w:right w:val="single" w:sz="5" w:color="8F949A"/>
+            </w:tcBorders>
+          </w:tcPr>
+          <w:p>
+            <w:pPr>
+              <w:spacing w:after="0"/>
+            </w:pPr>
+            <w:r>
+              <w:rPr>
+                <w:rFonts w:ascii="Arial" w:hAnsi="Arial" w:eastAsia="Arial" w:cs="Arial"/>
+                <w:b/>
+                <w:color w:val="25282B"/>
+                <w:sz w:val="18"/>
+              </w:rPr>
+              <w:t>VI. BÖLÜM: PLANIN UYGULANMASIYLA İLGİLİ DİĞER AÇIKLAMALAR</w:t>
+            </w:r>
+          </w:p>
+        </w:tc>
+      </w:tr>
+    </w:tbl>
+    <w:tbl>
+      <w:tblPr>
+        <w:tblW w:type="auto" w:w="0"/>
+        <w:jc w:val="center"/>
+        <w:tblLayout w:type="fixed"/>
+        <w:tblLook w:firstColumn="1" w:firstRow="1" w:lastColumn="0" w:lastRow="0" w:noHBand="0" w:noVBand="1" w:val="04A0"/>
+      </w:tblPr>
+      <w:tblGrid>
+        <w:gridCol w:w="2523"/>
+        <w:gridCol w:w="7711"/>
       </w:tblGrid>
       <w:tr>
         <w:trPr>
@@ -1819,25 +2698,32 @@
         </w:trPr>
         <w:tc>
           <w:tcPr>
-            <w:tcW w:type="dxa" w:w="2438"/>
-            <w:vAlign w:val="center"/>
+            <w:tcW w:type="dxa" w:w="2523"/>
+            <w:vAlign w:val="top"/>
+            <w:shd w:fill="F1F2F3"/>
             <w:tcMar>
-              <w:top w:w="55" w:type="dxa"/>
-              <w:start w:w="70" w:type="dxa"/>
-              <w:bottom w:w="55" w:type="dxa"/>
-              <w:end w:w="70" w:type="dxa"/>
+              <w:top w:w="72" w:type="dxa"/>
+              <w:start w:w="95" w:type="dxa"/>
+              <w:bottom w:w="72" w:type="dxa"/>
+              <w:end w:w="95" w:type="dxa"/>
             </w:tcMar>
-            <w:shd w:fill="D9EAF7"/>
+            <w:tcBorders>
+              <w:top w:val="single" w:sz="4" w:color="B7BCC2"/>
+              <w:left w:val="single" w:sz="4" w:color="B7BCC2"/>
+              <w:bottom w:val="single" w:sz="4" w:color="B7BCC2"/>
+              <w:right w:val="single" w:sz="4" w:color="B7BCC2"/>
+            </w:tcBorders>
           </w:tcPr>
           <w:p>
             <w:pPr>
-              <w:spacing w:after="0" w:before="0" w:line="240" w:lineRule="auto"/>
+              <w:spacing w:before="0" w:after="0" w:line="245" w:lineRule="auto"/>
             </w:pPr>
             <w:r/>
             <w:r>
               <w:rPr>
-                <w:rFonts w:ascii="Arial" w:hAnsi="Arial" w:eastAsia="Arial"/>
+                <w:rFonts w:ascii="Arial" w:hAnsi="Arial" w:eastAsia="Arial" w:cs="Arial"/>
                 <w:b/>
+                <w:color w:val="25282B"/>
                 <w:sz w:val="17"/>
               </w:rPr>
               <w:t>Uygulama Notları</w:t>
@@ -1846,23 +2732,32 @@
         </w:tc>
         <w:tc>
           <w:tcPr>
-            <w:tcW w:type="dxa" w:w="8561"/>
-            <w:vAlign w:val="center"/>
+            <w:tcW w:type="dxa" w:w="7711"/>
+            <w:vAlign w:val="top"/>
+            <w:shd w:fill="FFFFFF"/>
             <w:tcMar>
-              <w:top w:w="55" w:type="dxa"/>
-              <w:start w:w="70" w:type="dxa"/>
-              <w:bottom w:w="55" w:type="dxa"/>
-              <w:end w:w="70" w:type="dxa"/>
+              <w:top w:w="72" w:type="dxa"/>
+              <w:start w:w="95" w:type="dxa"/>
+              <w:bottom w:w="72" w:type="dxa"/>
+              <w:end w:w="95" w:type="dxa"/>
             </w:tcMar>
+            <w:tcBorders>
+              <w:top w:val="single" w:sz="4" w:color="B7BCC2"/>
+              <w:left w:val="single" w:sz="4" w:color="B7BCC2"/>
+              <w:bottom w:val="single" w:sz="4" w:color="B7BCC2"/>
+              <w:right w:val="single" w:sz="4" w:color="B7BCC2"/>
+            </w:tcBorders>
           </w:tcPr>
           <w:p>
             <w:pPr>
-              <w:spacing w:after="0" w:before="0" w:line="240" w:lineRule="auto"/>
+              <w:spacing w:before="0" w:after="0" w:line="245" w:lineRule="auto"/>
             </w:pPr>
+            <w:r/>
             <w:r>
               <w:rPr>
-                <w:rFonts w:ascii="Arial" w:hAnsi="Arial" w:eastAsia="Arial"/>
+                <w:rFonts w:ascii="Arial" w:hAnsi="Arial" w:eastAsia="Arial" w:cs="Arial"/>
                 <w:b w:val="0"/>
+                <w:color w:val="25282B"/>
                 <w:sz w:val="17"/>
               </w:rPr>
               <w:t>Öğrencilerden kişisel hesap, parola, özel mesaj veya mahrem sağlık bilgisi paylaşmaları istenmez; teknoloji kullanımı genel alışkanlık düzeyinde ele alınır. Sağlık konusunda tanı/tedavi önerisi verilmez; ders dijital sağlık, ergonomi, dengeli kullanım ve fiziksel güvenlik farkındalığıyla sınırlandırılır. Video/tahta yoksa basılı görsel ve senaryolar kullanılabilir. Öz değerlendirmede belirlenen eksikler 3. haftanın ilk saatinde pekiştirilir.</w:t>
@@ -1873,17 +2768,9 @@
     </w:tbl>
     <w:p>
       <w:pPr>
-        <w:spacing w:before="100" w:after="0"/>
-        <w:jc w:val="center"/>
+        <w:widowControl/>
+        <w:spacing w:after="20"/>
       </w:pPr>
-      <w:r>
-        <w:rPr>
-          <w:rFonts w:ascii="Arial" w:hAnsi="Arial"/>
-          <w:b/>
-          <w:sz w:val="18"/>
-        </w:rPr>
-        <w:t>Uygundur</w:t>
-      </w:r>
     </w:p>
     <w:tbl>
       <w:tblPr>
@@ -1893,164 +2780,207 @@
         <w:tblLook w:firstColumn="1" w:firstRow="1" w:lastColumn="0" w:lastRow="0" w:noHBand="0" w:noVBand="1" w:val="04A0"/>
       </w:tblPr>
       <w:tblGrid>
-        <w:gridCol w:w="5273"/>
-        <w:gridCol w:w="5273"/>
+        <w:gridCol w:w="5103"/>
+        <w:gridCol w:w="5131"/>
       </w:tblGrid>
       <w:tr>
-        <w:trPr>
-          <w:cantSplit/>
-        </w:trPr>
         <w:tc>
           <w:tcPr>
-            <w:tcW w:type="dxa" w:w="5499"/>
+            <w:tcW w:type="dxa" w:w="5103"/>
+            <w:shd w:fill="FFFFFF"/>
             <w:tcMar>
-              <w:top w:w="40" w:type="dxa"/>
-              <w:start w:w="40" w:type="dxa"/>
-              <w:bottom w:w="40" w:type="dxa"/>
-              <w:end w:w="40" w:type="dxa"/>
+              <w:top w:w="140" w:type="dxa"/>
+              <w:start w:w="100" w:type="dxa"/>
+              <w:bottom w:w="30" w:type="dxa"/>
+              <w:end w:w="100" w:type="dxa"/>
             </w:tcMar>
             <w:tcBorders>
               <w:top w:val="nil"/>
               <w:left w:val="nil"/>
               <w:bottom w:val="nil"/>
               <w:right w:val="nil"/>
-              <w:insideH w:val="nil"/>
-              <w:insideV w:val="nil"/>
             </w:tcBorders>
           </w:tcPr>
           <w:p>
             <w:pPr>
-              <w:spacing w:after="0" w:before="0" w:line="240" w:lineRule="auto"/>
+              <w:spacing w:after="0"/>
               <w:jc w:val="center"/>
             </w:pPr>
             <w:r/>
             <w:r>
               <w:rPr>
-                <w:rFonts w:ascii="Arial" w:hAnsi="Arial" w:eastAsia="Arial"/>
+                <w:rFonts w:ascii="Arial" w:hAnsi="Arial" w:eastAsia="Arial" w:cs="Arial"/>
                 <w:b/>
+                <w:color w:val="25282B"/>
                 <w:sz w:val="17"/>
               </w:rPr>
               <w:t>Bilgisayar ve Öğretim Teknolojileri Öğretmeni</w:t>
             </w:r>
           </w:p>
+          <w:p>
+            <w:pPr>
+              <w:spacing w:after="0"/>
+              <w:jc w:val="center"/>
+            </w:pPr>
+            <w:r>
+              <w:rPr>
+                <w:rFonts w:ascii="Arial" w:hAnsi="Arial" w:eastAsia="Arial" w:cs="Arial"/>
+                <w:b w:val="0"/>
+                <w:color w:val="25282B"/>
+                <w:sz w:val="16"/>
+              </w:rPr>
+              <w:t>Ad Soyad: ........................................</w:t>
+            </w:r>
+          </w:p>
+          <w:p>
+            <w:pPr>
+              <w:spacing w:after="0"/>
+              <w:jc w:val="center"/>
+            </w:pPr>
+            <w:r>
+              <w:rPr>
+                <w:rFonts w:ascii="Arial" w:hAnsi="Arial" w:eastAsia="Arial" w:cs="Arial"/>
+                <w:b w:val="0"/>
+                <w:color w:val="25282B"/>
+                <w:sz w:val="16"/>
+              </w:rPr>
+              <w:t>İmza: ................................................</w:t>
+            </w:r>
+          </w:p>
         </w:tc>
         <w:tc>
           <w:tcPr>
-            <w:tcW w:type="dxa" w:w="5499"/>
+            <w:tcW w:type="dxa" w:w="5131"/>
+            <w:shd w:fill="FFFFFF"/>
             <w:tcMar>
-              <w:top w:w="40" w:type="dxa"/>
-              <w:start w:w="40" w:type="dxa"/>
-              <w:bottom w:w="40" w:type="dxa"/>
-              <w:end w:w="40" w:type="dxa"/>
+              <w:top w:w="140" w:type="dxa"/>
+              <w:start w:w="100" w:type="dxa"/>
+              <w:bottom w:w="30" w:type="dxa"/>
+              <w:end w:w="100" w:type="dxa"/>
             </w:tcMar>
             <w:tcBorders>
               <w:top w:val="nil"/>
               <w:left w:val="nil"/>
               <w:bottom w:val="nil"/>
               <w:right w:val="nil"/>
-              <w:insideH w:val="nil"/>
-              <w:insideV w:val="nil"/>
             </w:tcBorders>
           </w:tcPr>
           <w:p>
             <w:pPr>
-              <w:spacing w:after="0" w:before="0" w:line="240" w:lineRule="auto"/>
+              <w:spacing w:after="0"/>
               <w:jc w:val="center"/>
             </w:pPr>
             <w:r/>
             <w:r>
               <w:rPr>
-                <w:rFonts w:ascii="Arial" w:hAnsi="Arial" w:eastAsia="Arial"/>
+                <w:rFonts w:ascii="Arial" w:hAnsi="Arial" w:eastAsia="Arial" w:cs="Arial"/>
                 <w:b/>
+                <w:color w:val="25282B"/>
+                <w:sz w:val="17"/>
+              </w:rPr>
+              <w:t>Uygundur</w:t>
+            </w:r>
+          </w:p>
+          <w:p>
+            <w:pPr>
+              <w:spacing w:after="0"/>
+              <w:jc w:val="center"/>
+            </w:pPr>
+            <w:r>
+              <w:rPr>
+                <w:rFonts w:ascii="Arial" w:hAnsi="Arial" w:eastAsia="Arial" w:cs="Arial"/>
+                <w:b/>
+                <w:color w:val="25282B"/>
                 <w:sz w:val="17"/>
               </w:rPr>
               <w:t>Okul Müdürü</w:t>
             </w:r>
           </w:p>
-        </w:tc>
-      </w:tr>
-      <w:tr>
-        <w:trPr>
-          <w:cantSplit/>
-        </w:trPr>
-        <w:tc>
-          <w:tcPr>
-            <w:tcW w:type="dxa" w:w="5499"/>
-            <w:tcMar>
-              <w:top w:w="40" w:type="dxa"/>
-              <w:start w:w="40" w:type="dxa"/>
-              <w:bottom w:w="40" w:type="dxa"/>
-              <w:end w:w="40" w:type="dxa"/>
-            </w:tcMar>
-            <w:tcBorders>
-              <w:top w:val="nil"/>
-              <w:left w:val="nil"/>
-              <w:bottom w:val="nil"/>
-              <w:right w:val="nil"/>
-              <w:insideH w:val="nil"/>
-              <w:insideV w:val="nil"/>
-            </w:tcBorders>
-          </w:tcPr>
           <w:p>
             <w:pPr>
-              <w:spacing w:after="0" w:before="0" w:line="240" w:lineRule="auto"/>
+              <w:spacing w:after="0"/>
               <w:jc w:val="center"/>
             </w:pPr>
-            <w:r/>
             <w:r>
               <w:rPr>
-                <w:rFonts w:ascii="Arial" w:hAnsi="Arial" w:eastAsia="Arial"/>
+                <w:rFonts w:ascii="Arial" w:hAnsi="Arial" w:eastAsia="Arial" w:cs="Arial"/>
                 <w:b w:val="0"/>
+                <w:color w:val="25282B"/>
                 <w:sz w:val="16"/>
               </w:rPr>
-              <w:t>Ad Soyad / İmza</w:t>
+              <w:t>Ad Soyad: ........................................</w:t>
             </w:r>
           </w:p>
-        </w:tc>
-        <w:tc>
-          <w:tcPr>
-            <w:tcW w:type="dxa" w:w="5499"/>
-            <w:tcMar>
-              <w:top w:w="40" w:type="dxa"/>
-              <w:start w:w="40" w:type="dxa"/>
-              <w:bottom w:w="40" w:type="dxa"/>
-              <w:end w:w="40" w:type="dxa"/>
-            </w:tcMar>
-            <w:tcBorders>
-              <w:top w:val="nil"/>
-              <w:left w:val="nil"/>
-              <w:bottom w:val="nil"/>
-              <w:right w:val="nil"/>
-              <w:insideH w:val="nil"/>
-              <w:insideV w:val="nil"/>
-            </w:tcBorders>
-          </w:tcPr>
           <w:p>
             <w:pPr>
-              <w:spacing w:after="0" w:before="0" w:line="240" w:lineRule="auto"/>
+              <w:spacing w:after="0"/>
               <w:jc w:val="center"/>
             </w:pPr>
-            <w:r/>
             <w:r>
               <w:rPr>
-                <w:rFonts w:ascii="Arial" w:hAnsi="Arial" w:eastAsia="Arial"/>
+                <w:rFonts w:ascii="Arial" w:hAnsi="Arial" w:eastAsia="Arial" w:cs="Arial"/>
                 <w:b w:val="0"/>
+                <w:color w:val="25282B"/>
                 <w:sz w:val="16"/>
               </w:rPr>
-              <w:t>Ad Soyad / İmza</w:t>
+              <w:t>İmza: ................................................</w:t>
             </w:r>
           </w:p>
         </w:tc>
       </w:tr>
     </w:tbl>
     <w:sectPr>
-      <w:pgSz w:w="11906" w:h="16838"/>
-      <w:pgMar w:top="652" w:right="680" w:bottom="652" w:left="680" w:header="720" w:footer="720" w:gutter="0"/>
+      <w:headerReference w:type="default" r:id="rId9"/>
+      <w:footerReference w:type="default" r:id="rId10"/>
+      <w:pgSz w:w="12240" w:h="15840"/>
+      <w:pgMar w:top="595" w:right="709" w:bottom="595" w:left="709" w:header="227" w:footer="255" w:gutter="0"/>
       <w:cols w:space="720"/>
       <w:docGrid w:linePitch="360"/>
     </w:sectPr>
   </w:body>
 </w:document>
+</file>
+
+<file path=word/footer1.xml><?xml version="1.0" encoding="utf-8"?>
+<w:ftr xmlns:m="http://schemas.openxmlformats.org/officeDocument/2006/math" xmlns:mc="http://schemas.openxmlformats.org/markup-compatibility/2006" xmlns:mo="http://schemas.microsoft.com/office/mac/office/2008/main" xmlns:mv="urn:schemas-microsoft-com:mac:vml" xmlns:o="urn:schemas-microsoft-com:office:office" xmlns:r="http://schemas.openxmlformats.org/officeDocument/2006/relationships" xmlns:v="urn:schemas-microsoft-com:vml" xmlns:w10="urn:schemas-microsoft-com:office:word" xmlns:w14="http://schemas.microsoft.com/office/word/2010/wordml" xmlns:w="http://schemas.openxmlformats.org/wordprocessingml/2006/main" xmlns:wne="http://schemas.microsoft.com/office/word/2006/wordml" xmlns:wp14="http://schemas.microsoft.com/office/word/2010/wordprocessingDrawing" xmlns:wp="http://schemas.openxmlformats.org/drawingml/2006/wordprocessingDrawing" xmlns:wpc="http://schemas.microsoft.com/office/word/2010/wordprocessingCanvas" xmlns:wpg="http://schemas.microsoft.com/office/word/2010/wordprocessingGroup" xmlns:wpi="http://schemas.microsoft.com/office/word/2010/wordprocessingInk" xmlns:wps="http://schemas.microsoft.com/office/word/2010/wordprocessingShape" mc:Ignorable="w14 wp14">
+  <w:p>
+    <w:pPr>
+      <w:pStyle w:val="Footer"/>
+      <w:spacing w:after="0"/>
+      <w:jc w:val="center"/>
+    </w:pPr>
+    <w:r>
+      <w:rPr>
+        <w:rFonts w:ascii="Arial" w:hAnsi="Arial" w:eastAsia="Arial" w:cs="Arial"/>
+        <w:b w:val="0"/>
+        <w:color w:val="777777"/>
+        <w:sz w:val="14"/>
+      </w:rPr>
+      <w:t>5. Sınıf Bilişim Teknolojileri ve Yazılım • 2. Hafta Ders Planı</w:t>
+    </w:r>
+  </w:p>
+</w:ftr>
+</file>
+
+<file path=word/header1.xml><?xml version="1.0" encoding="utf-8"?>
+<w:hdr xmlns:m="http://schemas.openxmlformats.org/officeDocument/2006/math" xmlns:mc="http://schemas.openxmlformats.org/markup-compatibility/2006" xmlns:mo="http://schemas.microsoft.com/office/mac/office/2008/main" xmlns:mv="urn:schemas-microsoft-com:mac:vml" xmlns:o="urn:schemas-microsoft-com:office:office" xmlns:r="http://schemas.openxmlformats.org/officeDocument/2006/relationships" xmlns:v="urn:schemas-microsoft-com:vml" xmlns:w10="urn:schemas-microsoft-com:office:word" xmlns:w14="http://schemas.microsoft.com/office/word/2010/wordml" xmlns:w="http://schemas.openxmlformats.org/wordprocessingml/2006/main" xmlns:wne="http://schemas.microsoft.com/office/word/2006/wordml" xmlns:wp14="http://schemas.microsoft.com/office/word/2010/wordprocessingDrawing" xmlns:wp="http://schemas.openxmlformats.org/drawingml/2006/wordprocessingDrawing" xmlns:wpc="http://schemas.microsoft.com/office/word/2010/wordprocessingCanvas" xmlns:wpg="http://schemas.microsoft.com/office/word/2010/wordprocessingGroup" xmlns:wpi="http://schemas.microsoft.com/office/word/2010/wordprocessingInk" xmlns:wps="http://schemas.microsoft.com/office/word/2010/wordprocessingShape" mc:Ignorable="w14 wp14">
+  <w:p>
+    <w:pPr>
+      <w:pStyle w:val="Header"/>
+      <w:spacing w:after="0"/>
+      <w:jc w:val="center"/>
+    </w:pPr>
+    <w:r>
+      <w:rPr>
+        <w:rFonts w:ascii="Arial" w:hAnsi="Arial" w:eastAsia="Arial" w:cs="Arial"/>
+        <w:b/>
+        <w:color w:val="666666"/>
+        <w:sz w:val="15"/>
+      </w:rPr>
+      <w:t>2026-2027 EĞİTİM – ÖĞRETİM YILI</w:t>
+    </w:r>
+  </w:p>
+</w:hdr>
 </file>
 
 <file path=word/numbering.xml><?xml version="1.0" encoding="utf-8"?>
@@ -2416,11 +3346,8 @@
     <w:name w:val="Normal"/>
     <w:qFormat/>
     <w:rsid w:val="00FC693F"/>
-    <w:pPr>
-      <w:spacing w:after="0" w:before="0" w:line="240" w:lineRule="auto"/>
-    </w:pPr>
     <w:rPr>
-      <w:rFonts w:ascii="Arial" w:hAnsi="Arial" w:eastAsia="Arial"/>
+      <w:rFonts w:ascii="Arial" w:hAnsi="Arial"/>
       <w:sz w:val="18"/>
     </w:rPr>
   </w:style>
@@ -14105,28 +15032,6 @@
         <w:shd w:val="clear" w:color="auto" w:fill="FBCAA2" w:themeFill="accent6" w:themeFillTint="7F"/>
       </w:tcPr>
     </w:tblStylePr>
-  </w:style>
-  <w:style w:type="paragraph" w:customStyle="1" w:styleId="PlanTitle">
-    <w:name w:val="PlanTitle"/>
-    <w:pPr>
-      <w:spacing w:before="0" w:after="40"/>
-    </w:pPr>
-    <w:rPr>
-      <w:rFonts w:ascii="Arial" w:hAnsi="Arial" w:eastAsia="Arial"/>
-      <w:b/>
-      <w:sz w:val="24"/>
-    </w:rPr>
-  </w:style>
-  <w:style w:type="paragraph" w:customStyle="1" w:styleId="SectionHead">
-    <w:name w:val="SectionHead"/>
-    <w:pPr>
-      <w:spacing w:before="60" w:after="40"/>
-    </w:pPr>
-    <w:rPr>
-      <w:rFonts w:ascii="Arial" w:hAnsi="Arial" w:eastAsia="Arial"/>
-      <w:b/>
-      <w:sz w:val="19"/>
-    </w:rPr>
   </w:style>
 </w:styles>
 </file>
